--- a/Конеципции игры.docx
+++ b/Конеципции игры.docx
@@ -4,6 +4,15 @@
   <w:body>
     <w:sdt>
       <w:sdtPr>
+        <w:rPr>
+          <w:rFonts w:ascii="Times New Roman" w:eastAsiaTheme="minorHAnsi" w:hAnsi="Times New Roman" w:cstheme="minorBidi"/>
+          <w:color w:val="auto"/>
+          <w:kern w:val="2"/>
+          <w:sz w:val="24"/>
+          <w:szCs w:val="24"/>
+          <w:lang w:eastAsia="en-US"/>
+          <w14:ligatures w14:val="standardContextual"/>
+        </w:rPr>
         <w:id w:val="-255527017"/>
         <w:docPartObj>
           <w:docPartGallery w:val="Table of Contents"/>
@@ -12,15 +21,8 @@
       </w:sdtPr>
       <w:sdtEndPr>
         <w:rPr>
-          <w:rFonts w:ascii="Times New Roman" w:eastAsiaTheme="minorHAnsi" w:hAnsi="Times New Roman" w:cstheme="minorBidi"/>
           <w:b/>
           <w:bCs/>
-          <w:color w:val="auto"/>
-          <w:kern w:val="2"/>
-          <w:sz w:val="28"/>
-          <w:szCs w:val="24"/>
-          <w:lang w:eastAsia="en-US"/>
-          <w14:ligatures w14:val="standardContextual"/>
         </w:rPr>
       </w:sdtEndPr>
       <w:sdtContent>
@@ -53,6 +55,7 @@
               <w:tab w:val="right" w:leader="dot" w:pos="9345"/>
             </w:tabs>
             <w:ind w:firstLine="0"/>
+            <w:jc w:val="left"/>
             <w:rPr>
               <w:rFonts w:asciiTheme="minorHAnsi" w:eastAsiaTheme="minorEastAsia" w:hAnsiTheme="minorHAnsi"/>
               <w:noProof/>
@@ -84,12 +87,14 @@
             </w:rPr>
             <w:fldChar w:fldCharType="separate"/>
           </w:r>
-          <w:hyperlink w:anchor="_Toc210921941" w:history="1">
+          <w:hyperlink w:anchor="_Toc211375655" w:history="1">
             <w:r>
               <w:rPr>
                 <w:rStyle w:val="af1"/>
                 <w:rFonts w:cs="Times New Roman"/>
-                <w:noProof/>
+                <w:caps/>
+                <w:noProof/>
+                <w:sz w:val="24"/>
               </w:rPr>
               <w:t>Введение</w:t>
             </w:r>
@@ -97,6 +102,7 @@
               <w:rPr>
                 <w:noProof/>
                 <w:webHidden/>
+                <w:sz w:val="24"/>
               </w:rPr>
               <w:tab/>
             </w:r>
@@ -104,6 +110,7 @@
               <w:rPr>
                 <w:noProof/>
                 <w:webHidden/>
+                <w:sz w:val="24"/>
               </w:rPr>
               <w:fldChar w:fldCharType="begin"/>
             </w:r>
@@ -111,19 +118,22 @@
               <w:rPr>
                 <w:noProof/>
                 <w:webHidden/>
-              </w:rPr>
-              <w:instrText xml:space="preserve"> PAGEREF _Toc210921941 \h </w:instrText>
-            </w:r>
-            <w:r>
-              <w:rPr>
-                <w:noProof/>
-                <w:webHidden/>
-              </w:rPr>
-            </w:r>
-            <w:r>
-              <w:rPr>
-                <w:noProof/>
-                <w:webHidden/>
+                <w:sz w:val="24"/>
+              </w:rPr>
+              <w:instrText xml:space="preserve"> PAGEREF _Toc211375655 \h </w:instrText>
+            </w:r>
+            <w:r>
+              <w:rPr>
+                <w:noProof/>
+                <w:webHidden/>
+                <w:sz w:val="24"/>
+              </w:rPr>
+            </w:r>
+            <w:r>
+              <w:rPr>
+                <w:noProof/>
+                <w:webHidden/>
+                <w:sz w:val="24"/>
               </w:rPr>
               <w:fldChar w:fldCharType="separate"/>
             </w:r>
@@ -131,6 +141,7 @@
               <w:rPr>
                 <w:noProof/>
                 <w:webHidden/>
+                <w:sz w:val="24"/>
               </w:rPr>
               <w:t>2</w:t>
             </w:r>
@@ -138,6 +149,7 @@
               <w:rPr>
                 <w:noProof/>
                 <w:webHidden/>
+                <w:sz w:val="24"/>
               </w:rPr>
               <w:fldChar w:fldCharType="end"/>
             </w:r>
@@ -150,6 +162,7 @@
               <w:tab w:val="right" w:leader="dot" w:pos="9345"/>
             </w:tabs>
             <w:ind w:firstLine="0"/>
+            <w:jc w:val="left"/>
             <w:rPr>
               <w:rFonts w:asciiTheme="minorHAnsi" w:eastAsiaTheme="minorEastAsia" w:hAnsiTheme="minorHAnsi"/>
               <w:noProof/>
@@ -157,12 +170,14 @@
               <w:lang w:eastAsia="ru-RU"/>
             </w:rPr>
           </w:pPr>
-          <w:hyperlink w:anchor="_Toc210921942" w:history="1">
+          <w:hyperlink w:anchor="_Toc211375656" w:history="1">
             <w:r>
               <w:rPr>
                 <w:rStyle w:val="af1"/>
                 <w:rFonts w:cs="Times New Roman"/>
-                <w:noProof/>
+                <w:caps/>
+                <w:noProof/>
+                <w:sz w:val="24"/>
               </w:rPr>
               <w:t>Сюжет</w:t>
             </w:r>
@@ -170,6 +185,7 @@
               <w:rPr>
                 <w:noProof/>
                 <w:webHidden/>
+                <w:sz w:val="24"/>
               </w:rPr>
               <w:tab/>
             </w:r>
@@ -177,6 +193,7 @@
               <w:rPr>
                 <w:noProof/>
                 <w:webHidden/>
+                <w:sz w:val="24"/>
               </w:rPr>
               <w:fldChar w:fldCharType="begin"/>
             </w:r>
@@ -184,19 +201,22 @@
               <w:rPr>
                 <w:noProof/>
                 <w:webHidden/>
-              </w:rPr>
-              <w:instrText xml:space="preserve"> PAGEREF _Toc210921942 \h </w:instrText>
-            </w:r>
-            <w:r>
-              <w:rPr>
-                <w:noProof/>
-                <w:webHidden/>
-              </w:rPr>
-            </w:r>
-            <w:r>
-              <w:rPr>
-                <w:noProof/>
-                <w:webHidden/>
+                <w:sz w:val="24"/>
+              </w:rPr>
+              <w:instrText xml:space="preserve"> PAGEREF _Toc211375656 \h </w:instrText>
+            </w:r>
+            <w:r>
+              <w:rPr>
+                <w:noProof/>
+                <w:webHidden/>
+                <w:sz w:val="24"/>
+              </w:rPr>
+            </w:r>
+            <w:r>
+              <w:rPr>
+                <w:noProof/>
+                <w:webHidden/>
+                <w:sz w:val="24"/>
               </w:rPr>
               <w:fldChar w:fldCharType="separate"/>
             </w:r>
@@ -204,6 +224,7 @@
               <w:rPr>
                 <w:noProof/>
                 <w:webHidden/>
+                <w:sz w:val="24"/>
               </w:rPr>
               <w:t>2</w:t>
             </w:r>
@@ -211,6 +232,7 @@
               <w:rPr>
                 <w:noProof/>
                 <w:webHidden/>
+                <w:sz w:val="24"/>
               </w:rPr>
               <w:fldChar w:fldCharType="end"/>
             </w:r>
@@ -223,6 +245,7 @@
               <w:tab w:val="right" w:leader="dot" w:pos="9345"/>
             </w:tabs>
             <w:ind w:firstLine="0"/>
+            <w:jc w:val="left"/>
             <w:rPr>
               <w:rFonts w:asciiTheme="minorHAnsi" w:eastAsiaTheme="minorEastAsia" w:hAnsiTheme="minorHAnsi"/>
               <w:noProof/>
@@ -230,19 +253,23 @@
               <w:lang w:eastAsia="ru-RU"/>
             </w:rPr>
           </w:pPr>
-          <w:hyperlink w:anchor="_Toc210921943" w:history="1">
+          <w:hyperlink w:anchor="_Toc211375657" w:history="1">
             <w:r>
               <w:rPr>
                 <w:rStyle w:val="af1"/>
                 <w:rFonts w:cs="Times New Roman"/>
-                <w:noProof/>
+                <w:caps/>
+                <w:noProof/>
+                <w:sz w:val="24"/>
               </w:rPr>
               <w:t>Классы</w:t>
             </w:r>
             <w:r>
               <w:rPr>
                 <w:rStyle w:val="af1"/>
-                <w:noProof/>
+                <w:caps/>
+                <w:noProof/>
+                <w:sz w:val="24"/>
               </w:rPr>
               <w:t xml:space="preserve"> </w:t>
             </w:r>
@@ -250,7 +277,9 @@
               <w:rPr>
                 <w:rStyle w:val="af1"/>
                 <w:rFonts w:cs="Times New Roman"/>
-                <w:noProof/>
+                <w:caps/>
+                <w:noProof/>
+                <w:sz w:val="24"/>
               </w:rPr>
               <w:t>персонажа</w:t>
             </w:r>
@@ -258,6 +287,7 @@
               <w:rPr>
                 <w:noProof/>
                 <w:webHidden/>
+                <w:sz w:val="24"/>
               </w:rPr>
               <w:tab/>
             </w:r>
@@ -265,6 +295,7 @@
               <w:rPr>
                 <w:noProof/>
                 <w:webHidden/>
+                <w:sz w:val="24"/>
               </w:rPr>
               <w:fldChar w:fldCharType="begin"/>
             </w:r>
@@ -272,19 +303,22 @@
               <w:rPr>
                 <w:noProof/>
                 <w:webHidden/>
-              </w:rPr>
-              <w:instrText xml:space="preserve"> PAGEREF _Toc210921943 \h </w:instrText>
-            </w:r>
-            <w:r>
-              <w:rPr>
-                <w:noProof/>
-                <w:webHidden/>
-              </w:rPr>
-            </w:r>
-            <w:r>
-              <w:rPr>
-                <w:noProof/>
-                <w:webHidden/>
+                <w:sz w:val="24"/>
+              </w:rPr>
+              <w:instrText xml:space="preserve"> PAGEREF _Toc211375657 \h </w:instrText>
+            </w:r>
+            <w:r>
+              <w:rPr>
+                <w:noProof/>
+                <w:webHidden/>
+                <w:sz w:val="24"/>
+              </w:rPr>
+            </w:r>
+            <w:r>
+              <w:rPr>
+                <w:noProof/>
+                <w:webHidden/>
+                <w:sz w:val="24"/>
               </w:rPr>
               <w:fldChar w:fldCharType="separate"/>
             </w:r>
@@ -292,13 +326,15 @@
               <w:rPr>
                 <w:noProof/>
                 <w:webHidden/>
-              </w:rPr>
-              <w:t>2</w:t>
-            </w:r>
-            <w:r>
-              <w:rPr>
-                <w:noProof/>
-                <w:webHidden/>
+                <w:sz w:val="24"/>
+              </w:rPr>
+              <w:t>3</w:t>
+            </w:r>
+            <w:r>
+              <w:rPr>
+                <w:noProof/>
+                <w:webHidden/>
+                <w:sz w:val="24"/>
               </w:rPr>
               <w:fldChar w:fldCharType="end"/>
             </w:r>
@@ -311,6 +347,7 @@
               <w:tab w:val="right" w:leader="dot" w:pos="9345"/>
             </w:tabs>
             <w:ind w:firstLine="0"/>
+            <w:jc w:val="left"/>
             <w:rPr>
               <w:rFonts w:asciiTheme="minorHAnsi" w:eastAsiaTheme="minorEastAsia" w:hAnsiTheme="minorHAnsi"/>
               <w:noProof/>
@@ -318,19 +355,23 @@
               <w:lang w:eastAsia="ru-RU"/>
             </w:rPr>
           </w:pPr>
-          <w:hyperlink w:anchor="_Toc210921944" w:history="1">
+          <w:hyperlink w:anchor="_Toc211375658" w:history="1">
             <w:r>
               <w:rPr>
                 <w:rStyle w:val="af1"/>
                 <w:rFonts w:cs="Times New Roman"/>
-                <w:noProof/>
+                <w:caps/>
+                <w:noProof/>
+                <w:sz w:val="24"/>
               </w:rPr>
               <w:t>Игровые</w:t>
             </w:r>
             <w:r>
               <w:rPr>
                 <w:rStyle w:val="af1"/>
-                <w:noProof/>
+                <w:caps/>
+                <w:noProof/>
+                <w:sz w:val="24"/>
               </w:rPr>
               <w:t xml:space="preserve"> </w:t>
             </w:r>
@@ -338,7 +379,9 @@
               <w:rPr>
                 <w:rStyle w:val="af1"/>
                 <w:rFonts w:cs="Times New Roman"/>
-                <w:noProof/>
+                <w:caps/>
+                <w:noProof/>
+                <w:sz w:val="24"/>
               </w:rPr>
               <w:t>механики</w:t>
             </w:r>
@@ -346,6 +389,7 @@
               <w:rPr>
                 <w:noProof/>
                 <w:webHidden/>
+                <w:sz w:val="24"/>
               </w:rPr>
               <w:tab/>
             </w:r>
@@ -353,6 +397,7 @@
               <w:rPr>
                 <w:noProof/>
                 <w:webHidden/>
+                <w:sz w:val="24"/>
               </w:rPr>
               <w:fldChar w:fldCharType="begin"/>
             </w:r>
@@ -360,19 +405,22 @@
               <w:rPr>
                 <w:noProof/>
                 <w:webHidden/>
-              </w:rPr>
-              <w:instrText xml:space="preserve"> PAGEREF _Toc210921944 \h </w:instrText>
-            </w:r>
-            <w:r>
-              <w:rPr>
-                <w:noProof/>
-                <w:webHidden/>
-              </w:rPr>
-            </w:r>
-            <w:r>
-              <w:rPr>
-                <w:noProof/>
-                <w:webHidden/>
+                <w:sz w:val="24"/>
+              </w:rPr>
+              <w:instrText xml:space="preserve"> PAGEREF _Toc211375658 \h </w:instrText>
+            </w:r>
+            <w:r>
+              <w:rPr>
+                <w:noProof/>
+                <w:webHidden/>
+                <w:sz w:val="24"/>
+              </w:rPr>
+            </w:r>
+            <w:r>
+              <w:rPr>
+                <w:noProof/>
+                <w:webHidden/>
+                <w:sz w:val="24"/>
               </w:rPr>
               <w:fldChar w:fldCharType="separate"/>
             </w:r>
@@ -380,6 +428,7 @@
               <w:rPr>
                 <w:noProof/>
                 <w:webHidden/>
+                <w:sz w:val="24"/>
               </w:rPr>
               <w:t>3</w:t>
             </w:r>
@@ -387,6 +436,614 @@
               <w:rPr>
                 <w:noProof/>
                 <w:webHidden/>
+                <w:sz w:val="24"/>
+              </w:rPr>
+              <w:fldChar w:fldCharType="end"/>
+            </w:r>
+          </w:hyperlink>
+        </w:p>
+        <w:p>
+          <w:pPr>
+            <w:pStyle w:val="23"/>
+            <w:tabs>
+              <w:tab w:val="right" w:leader="dot" w:pos="9345"/>
+            </w:tabs>
+            <w:ind w:firstLine="0"/>
+            <w:jc w:val="left"/>
+            <w:rPr>
+              <w:noProof/>
+              <w:sz w:val="24"/>
+            </w:rPr>
+          </w:pPr>
+          <w:hyperlink w:anchor="_Toc211375659" w:history="1">
+            <w:r>
+              <w:rPr>
+                <w:rStyle w:val="af1"/>
+                <w:noProof/>
+                <w:sz w:val="24"/>
+              </w:rPr>
+              <w:t>Локации:</w:t>
+            </w:r>
+            <w:r>
+              <w:rPr>
+                <w:noProof/>
+                <w:webHidden/>
+                <w:sz w:val="24"/>
+              </w:rPr>
+              <w:tab/>
+            </w:r>
+            <w:r>
+              <w:rPr>
+                <w:noProof/>
+                <w:webHidden/>
+                <w:sz w:val="24"/>
+              </w:rPr>
+              <w:fldChar w:fldCharType="begin"/>
+            </w:r>
+            <w:r>
+              <w:rPr>
+                <w:noProof/>
+                <w:webHidden/>
+                <w:sz w:val="24"/>
+              </w:rPr>
+              <w:instrText xml:space="preserve"> PAGEREF _Toc211375659 \h </w:instrText>
+            </w:r>
+            <w:r>
+              <w:rPr>
+                <w:noProof/>
+                <w:webHidden/>
+                <w:sz w:val="24"/>
+              </w:rPr>
+            </w:r>
+            <w:r>
+              <w:rPr>
+                <w:noProof/>
+                <w:webHidden/>
+                <w:sz w:val="24"/>
+              </w:rPr>
+              <w:fldChar w:fldCharType="separate"/>
+            </w:r>
+            <w:r>
+              <w:rPr>
+                <w:noProof/>
+                <w:webHidden/>
+                <w:sz w:val="24"/>
+              </w:rPr>
+              <w:t>4</w:t>
+            </w:r>
+            <w:r>
+              <w:rPr>
+                <w:noProof/>
+                <w:webHidden/>
+                <w:sz w:val="24"/>
+              </w:rPr>
+              <w:fldChar w:fldCharType="end"/>
+            </w:r>
+          </w:hyperlink>
+        </w:p>
+        <w:p>
+          <w:pPr>
+            <w:pStyle w:val="23"/>
+            <w:tabs>
+              <w:tab w:val="right" w:leader="dot" w:pos="9345"/>
+            </w:tabs>
+            <w:ind w:firstLine="0"/>
+            <w:jc w:val="left"/>
+            <w:rPr>
+              <w:noProof/>
+              <w:sz w:val="24"/>
+            </w:rPr>
+          </w:pPr>
+          <w:hyperlink w:anchor="_Toc211375660" w:history="1">
+            <w:r>
+              <w:rPr>
+                <w:rStyle w:val="af1"/>
+                <w:noProof/>
+                <w:sz w:val="24"/>
+              </w:rPr>
+              <w:t>Боевая система</w:t>
+            </w:r>
+            <w:r>
+              <w:rPr>
+                <w:rStyle w:val="af1"/>
+                <w:noProof/>
+                <w:sz w:val="24"/>
+                <w:lang w:val="en-US"/>
+              </w:rPr>
+              <w:t>:</w:t>
+            </w:r>
+            <w:r>
+              <w:rPr>
+                <w:noProof/>
+                <w:webHidden/>
+                <w:sz w:val="24"/>
+              </w:rPr>
+              <w:tab/>
+            </w:r>
+            <w:r>
+              <w:rPr>
+                <w:noProof/>
+                <w:webHidden/>
+                <w:sz w:val="24"/>
+              </w:rPr>
+              <w:fldChar w:fldCharType="begin"/>
+            </w:r>
+            <w:r>
+              <w:rPr>
+                <w:noProof/>
+                <w:webHidden/>
+                <w:sz w:val="24"/>
+              </w:rPr>
+              <w:instrText xml:space="preserve"> PAGEREF _Toc211375660 \h </w:instrText>
+            </w:r>
+            <w:r>
+              <w:rPr>
+                <w:noProof/>
+                <w:webHidden/>
+                <w:sz w:val="24"/>
+              </w:rPr>
+            </w:r>
+            <w:r>
+              <w:rPr>
+                <w:noProof/>
+                <w:webHidden/>
+                <w:sz w:val="24"/>
+              </w:rPr>
+              <w:fldChar w:fldCharType="separate"/>
+            </w:r>
+            <w:r>
+              <w:rPr>
+                <w:noProof/>
+                <w:webHidden/>
+                <w:sz w:val="24"/>
+              </w:rPr>
+              <w:t>4</w:t>
+            </w:r>
+            <w:r>
+              <w:rPr>
+                <w:noProof/>
+                <w:webHidden/>
+                <w:sz w:val="24"/>
+              </w:rPr>
+              <w:fldChar w:fldCharType="end"/>
+            </w:r>
+          </w:hyperlink>
+        </w:p>
+        <w:p>
+          <w:pPr>
+            <w:pStyle w:val="23"/>
+            <w:tabs>
+              <w:tab w:val="right" w:leader="dot" w:pos="9345"/>
+            </w:tabs>
+            <w:ind w:firstLine="0"/>
+            <w:jc w:val="left"/>
+            <w:rPr>
+              <w:noProof/>
+              <w:sz w:val="24"/>
+            </w:rPr>
+          </w:pPr>
+          <w:hyperlink w:anchor="_Toc211375661" w:history="1">
+            <w:r>
+              <w:rPr>
+                <w:rStyle w:val="af1"/>
+                <w:noProof/>
+                <w:sz w:val="24"/>
+              </w:rPr>
+              <w:t>Квесты</w:t>
+            </w:r>
+            <w:r>
+              <w:rPr>
+                <w:rStyle w:val="af1"/>
+                <w:noProof/>
+                <w:sz w:val="24"/>
+                <w:lang w:val="en-US"/>
+              </w:rPr>
+              <w:t>:</w:t>
+            </w:r>
+            <w:r>
+              <w:rPr>
+                <w:noProof/>
+                <w:webHidden/>
+                <w:sz w:val="24"/>
+              </w:rPr>
+              <w:tab/>
+            </w:r>
+            <w:r>
+              <w:rPr>
+                <w:noProof/>
+                <w:webHidden/>
+                <w:sz w:val="24"/>
+              </w:rPr>
+              <w:fldChar w:fldCharType="begin"/>
+            </w:r>
+            <w:r>
+              <w:rPr>
+                <w:noProof/>
+                <w:webHidden/>
+                <w:sz w:val="24"/>
+              </w:rPr>
+              <w:instrText xml:space="preserve"> PAGEREF _Toc211375661 \h </w:instrText>
+            </w:r>
+            <w:r>
+              <w:rPr>
+                <w:noProof/>
+                <w:webHidden/>
+                <w:sz w:val="24"/>
+              </w:rPr>
+            </w:r>
+            <w:r>
+              <w:rPr>
+                <w:noProof/>
+                <w:webHidden/>
+                <w:sz w:val="24"/>
+              </w:rPr>
+              <w:fldChar w:fldCharType="separate"/>
+            </w:r>
+            <w:r>
+              <w:rPr>
+                <w:noProof/>
+                <w:webHidden/>
+                <w:sz w:val="24"/>
+              </w:rPr>
+              <w:t>4</w:t>
+            </w:r>
+            <w:r>
+              <w:rPr>
+                <w:noProof/>
+                <w:webHidden/>
+                <w:sz w:val="24"/>
+              </w:rPr>
+              <w:fldChar w:fldCharType="end"/>
+            </w:r>
+          </w:hyperlink>
+        </w:p>
+        <w:p>
+          <w:pPr>
+            <w:pStyle w:val="23"/>
+            <w:tabs>
+              <w:tab w:val="right" w:leader="dot" w:pos="9345"/>
+            </w:tabs>
+            <w:ind w:firstLine="0"/>
+            <w:jc w:val="left"/>
+            <w:rPr>
+              <w:noProof/>
+              <w:sz w:val="24"/>
+            </w:rPr>
+          </w:pPr>
+          <w:hyperlink w:anchor="_Toc211375662" w:history="1">
+            <w:r>
+              <w:rPr>
+                <w:rStyle w:val="af1"/>
+                <w:noProof/>
+                <w:sz w:val="24"/>
+              </w:rPr>
+              <w:t>Инвентарь и прокачка</w:t>
+            </w:r>
+            <w:r>
+              <w:rPr>
+                <w:rStyle w:val="af1"/>
+                <w:noProof/>
+                <w:sz w:val="24"/>
+                <w:lang w:val="en-US"/>
+              </w:rPr>
+              <w:t>:</w:t>
+            </w:r>
+            <w:r>
+              <w:rPr>
+                <w:noProof/>
+                <w:webHidden/>
+                <w:sz w:val="24"/>
+              </w:rPr>
+              <w:tab/>
+            </w:r>
+            <w:r>
+              <w:rPr>
+                <w:noProof/>
+                <w:webHidden/>
+                <w:sz w:val="24"/>
+              </w:rPr>
+              <w:fldChar w:fldCharType="begin"/>
+            </w:r>
+            <w:r>
+              <w:rPr>
+                <w:noProof/>
+                <w:webHidden/>
+                <w:sz w:val="24"/>
+              </w:rPr>
+              <w:instrText xml:space="preserve"> PAGEREF _Toc211375662 \h </w:instrText>
+            </w:r>
+            <w:r>
+              <w:rPr>
+                <w:noProof/>
+                <w:webHidden/>
+                <w:sz w:val="24"/>
+              </w:rPr>
+            </w:r>
+            <w:r>
+              <w:rPr>
+                <w:noProof/>
+                <w:webHidden/>
+                <w:sz w:val="24"/>
+              </w:rPr>
+              <w:fldChar w:fldCharType="separate"/>
+            </w:r>
+            <w:r>
+              <w:rPr>
+                <w:noProof/>
+                <w:webHidden/>
+                <w:sz w:val="24"/>
+              </w:rPr>
+              <w:t>4</w:t>
+            </w:r>
+            <w:r>
+              <w:rPr>
+                <w:noProof/>
+                <w:webHidden/>
+                <w:sz w:val="24"/>
+              </w:rPr>
+              <w:fldChar w:fldCharType="end"/>
+            </w:r>
+          </w:hyperlink>
+        </w:p>
+        <w:p>
+          <w:pPr>
+            <w:pStyle w:val="23"/>
+            <w:tabs>
+              <w:tab w:val="right" w:leader="dot" w:pos="9345"/>
+            </w:tabs>
+            <w:ind w:firstLine="0"/>
+            <w:jc w:val="left"/>
+            <w:rPr>
+              <w:noProof/>
+              <w:sz w:val="24"/>
+            </w:rPr>
+          </w:pPr>
+          <w:hyperlink w:anchor="_Toc211375663" w:history="1">
+            <w:r>
+              <w:rPr>
+                <w:rStyle w:val="af1"/>
+                <w:noProof/>
+                <w:sz w:val="24"/>
+              </w:rPr>
+              <w:t>Фракции</w:t>
+            </w:r>
+            <w:r>
+              <w:rPr>
+                <w:rStyle w:val="af1"/>
+                <w:noProof/>
+                <w:sz w:val="24"/>
+                <w:lang w:val="en-US"/>
+              </w:rPr>
+              <w:t>:</w:t>
+            </w:r>
+            <w:r>
+              <w:rPr>
+                <w:noProof/>
+                <w:webHidden/>
+                <w:sz w:val="24"/>
+              </w:rPr>
+              <w:tab/>
+            </w:r>
+            <w:r>
+              <w:rPr>
+                <w:noProof/>
+                <w:webHidden/>
+                <w:sz w:val="24"/>
+              </w:rPr>
+              <w:fldChar w:fldCharType="begin"/>
+            </w:r>
+            <w:r>
+              <w:rPr>
+                <w:noProof/>
+                <w:webHidden/>
+                <w:sz w:val="24"/>
+              </w:rPr>
+              <w:instrText xml:space="preserve"> PAGEREF _Toc211375663 \h </w:instrText>
+            </w:r>
+            <w:r>
+              <w:rPr>
+                <w:noProof/>
+                <w:webHidden/>
+                <w:sz w:val="24"/>
+              </w:rPr>
+            </w:r>
+            <w:r>
+              <w:rPr>
+                <w:noProof/>
+                <w:webHidden/>
+                <w:sz w:val="24"/>
+              </w:rPr>
+              <w:fldChar w:fldCharType="separate"/>
+            </w:r>
+            <w:r>
+              <w:rPr>
+                <w:noProof/>
+                <w:webHidden/>
+                <w:sz w:val="24"/>
+              </w:rPr>
+              <w:t>5</w:t>
+            </w:r>
+            <w:r>
+              <w:rPr>
+                <w:noProof/>
+                <w:webHidden/>
+                <w:sz w:val="24"/>
+              </w:rPr>
+              <w:fldChar w:fldCharType="end"/>
+            </w:r>
+          </w:hyperlink>
+        </w:p>
+        <w:p>
+          <w:pPr>
+            <w:pStyle w:val="23"/>
+            <w:tabs>
+              <w:tab w:val="right" w:leader="dot" w:pos="9345"/>
+            </w:tabs>
+            <w:ind w:firstLine="0"/>
+            <w:jc w:val="left"/>
+            <w:rPr>
+              <w:noProof/>
+              <w:sz w:val="24"/>
+            </w:rPr>
+          </w:pPr>
+          <w:hyperlink w:anchor="_Toc211375664" w:history="1">
+            <w:r>
+              <w:rPr>
+                <w:rStyle w:val="af1"/>
+                <w:noProof/>
+                <w:sz w:val="24"/>
+              </w:rPr>
+              <w:t>Питомцы</w:t>
+            </w:r>
+            <w:r>
+              <w:rPr>
+                <w:rStyle w:val="af1"/>
+                <w:noProof/>
+                <w:sz w:val="24"/>
+                <w:lang w:val="en-US"/>
+              </w:rPr>
+              <w:t>:</w:t>
+            </w:r>
+            <w:r>
+              <w:rPr>
+                <w:noProof/>
+                <w:webHidden/>
+                <w:sz w:val="24"/>
+              </w:rPr>
+              <w:tab/>
+            </w:r>
+            <w:r>
+              <w:rPr>
+                <w:noProof/>
+                <w:webHidden/>
+                <w:sz w:val="24"/>
+              </w:rPr>
+              <w:fldChar w:fldCharType="begin"/>
+            </w:r>
+            <w:r>
+              <w:rPr>
+                <w:noProof/>
+                <w:webHidden/>
+                <w:sz w:val="24"/>
+              </w:rPr>
+              <w:instrText xml:space="preserve"> PAGEREF _Toc211375664 \h </w:instrText>
+            </w:r>
+            <w:r>
+              <w:rPr>
+                <w:noProof/>
+                <w:webHidden/>
+                <w:sz w:val="24"/>
+              </w:rPr>
+            </w:r>
+            <w:r>
+              <w:rPr>
+                <w:noProof/>
+                <w:webHidden/>
+                <w:sz w:val="24"/>
+              </w:rPr>
+              <w:fldChar w:fldCharType="separate"/>
+            </w:r>
+            <w:r>
+              <w:rPr>
+                <w:noProof/>
+                <w:webHidden/>
+                <w:sz w:val="24"/>
+              </w:rPr>
+              <w:t>5</w:t>
+            </w:r>
+            <w:r>
+              <w:rPr>
+                <w:noProof/>
+                <w:webHidden/>
+                <w:sz w:val="24"/>
+              </w:rPr>
+              <w:fldChar w:fldCharType="end"/>
+            </w:r>
+          </w:hyperlink>
+        </w:p>
+        <w:p>
+          <w:pPr>
+            <w:pStyle w:val="23"/>
+            <w:tabs>
+              <w:tab w:val="right" w:leader="dot" w:pos="9345"/>
+            </w:tabs>
+            <w:ind w:firstLine="0"/>
+            <w:jc w:val="left"/>
+            <w:rPr>
+              <w:noProof/>
+              <w:sz w:val="24"/>
+            </w:rPr>
+          </w:pPr>
+          <w:hyperlink w:anchor="_Toc211375665" w:history="1">
+            <w:r>
+              <w:rPr>
+                <w:rStyle w:val="af1"/>
+                <w:noProof/>
+                <w:sz w:val="24"/>
+              </w:rPr>
+              <w:t>События</w:t>
+            </w:r>
+            <w:r>
+              <w:rPr>
+                <w:rStyle w:val="af1"/>
+                <w:noProof/>
+                <w:sz w:val="24"/>
+                <w:lang w:val="en-US"/>
+              </w:rPr>
+              <w:t>:</w:t>
+            </w:r>
+            <w:r>
+              <w:rPr>
+                <w:noProof/>
+                <w:webHidden/>
+                <w:sz w:val="24"/>
+              </w:rPr>
+              <w:tab/>
+            </w:r>
+            <w:r>
+              <w:rPr>
+                <w:noProof/>
+                <w:webHidden/>
+                <w:sz w:val="24"/>
+              </w:rPr>
+              <w:fldChar w:fldCharType="begin"/>
+            </w:r>
+            <w:r>
+              <w:rPr>
+                <w:noProof/>
+                <w:webHidden/>
+                <w:sz w:val="24"/>
+              </w:rPr>
+              <w:instrText xml:space="preserve"> PAGEREF _Toc211375665 \h </w:instrText>
+            </w:r>
+            <w:r>
+              <w:rPr>
+                <w:noProof/>
+                <w:webHidden/>
+                <w:sz w:val="24"/>
+              </w:rPr>
+            </w:r>
+            <w:r>
+              <w:rPr>
+                <w:noProof/>
+                <w:webHidden/>
+                <w:sz w:val="24"/>
+              </w:rPr>
+              <w:fldChar w:fldCharType="separate"/>
+            </w:r>
+            <w:r>
+              <w:rPr>
+                <w:noProof/>
+                <w:webHidden/>
+                <w:sz w:val="24"/>
+              </w:rPr>
+              <w:t>5</w:t>
+            </w:r>
+            <w:r>
+              <w:rPr>
+                <w:noProof/>
+                <w:webHidden/>
+                <w:sz w:val="24"/>
               </w:rPr>
               <w:fldChar w:fldCharType="end"/>
             </w:r>
@@ -399,6 +1056,7 @@
               <w:tab w:val="right" w:leader="dot" w:pos="9345"/>
             </w:tabs>
             <w:ind w:firstLine="0"/>
+            <w:jc w:val="left"/>
             <w:rPr>
               <w:rFonts w:asciiTheme="minorHAnsi" w:eastAsiaTheme="minorEastAsia" w:hAnsiTheme="minorHAnsi"/>
               <w:noProof/>
@@ -406,12 +1064,14 @@
               <w:lang w:eastAsia="ru-RU"/>
             </w:rPr>
           </w:pPr>
-          <w:hyperlink w:anchor="_Toc210921945" w:history="1">
+          <w:hyperlink w:anchor="_Toc211375666" w:history="1">
             <w:r>
               <w:rPr>
                 <w:rStyle w:val="af1"/>
                 <w:rFonts w:cs="Times New Roman"/>
-                <w:noProof/>
+                <w:caps/>
+                <w:noProof/>
+                <w:sz w:val="24"/>
               </w:rPr>
               <w:t>Визуальный стиль</w:t>
             </w:r>
@@ -419,6 +1079,7 @@
               <w:rPr>
                 <w:noProof/>
                 <w:webHidden/>
+                <w:sz w:val="24"/>
               </w:rPr>
               <w:tab/>
             </w:r>
@@ -426,6 +1087,7 @@
               <w:rPr>
                 <w:noProof/>
                 <w:webHidden/>
+                <w:sz w:val="24"/>
               </w:rPr>
               <w:fldChar w:fldCharType="begin"/>
             </w:r>
@@ -433,19 +1095,22 @@
               <w:rPr>
                 <w:noProof/>
                 <w:webHidden/>
-              </w:rPr>
-              <w:instrText xml:space="preserve"> PAGEREF _Toc210921945 \h </w:instrText>
-            </w:r>
-            <w:r>
-              <w:rPr>
-                <w:noProof/>
-                <w:webHidden/>
-              </w:rPr>
-            </w:r>
-            <w:r>
-              <w:rPr>
-                <w:noProof/>
-                <w:webHidden/>
+                <w:sz w:val="24"/>
+              </w:rPr>
+              <w:instrText xml:space="preserve"> PAGEREF _Toc211375666 \h </w:instrText>
+            </w:r>
+            <w:r>
+              <w:rPr>
+                <w:noProof/>
+                <w:webHidden/>
+                <w:sz w:val="24"/>
+              </w:rPr>
+            </w:r>
+            <w:r>
+              <w:rPr>
+                <w:noProof/>
+                <w:webHidden/>
+                <w:sz w:val="24"/>
               </w:rPr>
               <w:fldChar w:fldCharType="separate"/>
             </w:r>
@@ -453,13 +1118,15 @@
               <w:rPr>
                 <w:noProof/>
                 <w:webHidden/>
-              </w:rPr>
-              <w:t>4</w:t>
-            </w:r>
-            <w:r>
-              <w:rPr>
-                <w:noProof/>
-                <w:webHidden/>
+                <w:sz w:val="24"/>
+              </w:rPr>
+              <w:t>5</w:t>
+            </w:r>
+            <w:r>
+              <w:rPr>
+                <w:noProof/>
+                <w:webHidden/>
+                <w:sz w:val="24"/>
               </w:rPr>
               <w:fldChar w:fldCharType="end"/>
             </w:r>
@@ -472,6 +1139,7 @@
               <w:tab w:val="right" w:leader="dot" w:pos="9345"/>
             </w:tabs>
             <w:ind w:firstLine="0"/>
+            <w:jc w:val="left"/>
             <w:rPr>
               <w:rFonts w:asciiTheme="minorHAnsi" w:eastAsiaTheme="minorEastAsia" w:hAnsiTheme="minorHAnsi"/>
               <w:noProof/>
@@ -479,12 +1147,14 @@
               <w:lang w:eastAsia="ru-RU"/>
             </w:rPr>
           </w:pPr>
-          <w:hyperlink w:anchor="_Toc210921946" w:history="1">
+          <w:hyperlink w:anchor="_Toc211375667" w:history="1">
             <w:r>
               <w:rPr>
                 <w:rStyle w:val="af1"/>
                 <w:rFonts w:cs="Times New Roman"/>
-                <w:noProof/>
+                <w:caps/>
+                <w:noProof/>
+                <w:sz w:val="24"/>
               </w:rPr>
               <w:t>Целевая аудитория</w:t>
             </w:r>
@@ -492,6 +1162,7 @@
               <w:rPr>
                 <w:noProof/>
                 <w:webHidden/>
+                <w:sz w:val="24"/>
               </w:rPr>
               <w:tab/>
             </w:r>
@@ -499,6 +1170,7 @@
               <w:rPr>
                 <w:noProof/>
                 <w:webHidden/>
+                <w:sz w:val="24"/>
               </w:rPr>
               <w:fldChar w:fldCharType="begin"/>
             </w:r>
@@ -506,19 +1178,22 @@
               <w:rPr>
                 <w:noProof/>
                 <w:webHidden/>
-              </w:rPr>
-              <w:instrText xml:space="preserve"> PAGEREF _Toc210921946 \h </w:instrText>
-            </w:r>
-            <w:r>
-              <w:rPr>
-                <w:noProof/>
-                <w:webHidden/>
-              </w:rPr>
-            </w:r>
-            <w:r>
-              <w:rPr>
-                <w:noProof/>
-                <w:webHidden/>
+                <w:sz w:val="24"/>
+              </w:rPr>
+              <w:instrText xml:space="preserve"> PAGEREF _Toc211375667 \h </w:instrText>
+            </w:r>
+            <w:r>
+              <w:rPr>
+                <w:noProof/>
+                <w:webHidden/>
+                <w:sz w:val="24"/>
+              </w:rPr>
+            </w:r>
+            <w:r>
+              <w:rPr>
+                <w:noProof/>
+                <w:webHidden/>
+                <w:sz w:val="24"/>
               </w:rPr>
               <w:fldChar w:fldCharType="separate"/>
             </w:r>
@@ -526,13 +1201,15 @@
               <w:rPr>
                 <w:noProof/>
                 <w:webHidden/>
-              </w:rPr>
-              <w:t>4</w:t>
-            </w:r>
-            <w:r>
-              <w:rPr>
-                <w:noProof/>
-                <w:webHidden/>
+                <w:sz w:val="24"/>
+              </w:rPr>
+              <w:t>6</w:t>
+            </w:r>
+            <w:r>
+              <w:rPr>
+                <w:noProof/>
+                <w:webHidden/>
+                <w:sz w:val="24"/>
               </w:rPr>
               <w:fldChar w:fldCharType="end"/>
             </w:r>
@@ -545,6 +1222,7 @@
               <w:tab w:val="right" w:leader="dot" w:pos="9345"/>
             </w:tabs>
             <w:ind w:firstLine="0"/>
+            <w:jc w:val="left"/>
             <w:rPr>
               <w:rFonts w:asciiTheme="minorHAnsi" w:eastAsiaTheme="minorEastAsia" w:hAnsiTheme="minorHAnsi"/>
               <w:noProof/>
@@ -552,19 +1230,33 @@
               <w:lang w:eastAsia="ru-RU"/>
             </w:rPr>
           </w:pPr>
-          <w:hyperlink w:anchor="_Toc210921947" w:history="1">
+          <w:hyperlink w:anchor="_Toc211375668" w:history="1">
             <w:r>
               <w:rPr>
                 <w:rStyle w:val="af1"/>
                 <w:rFonts w:cs="Times New Roman"/>
-                <w:noProof/>
-              </w:rPr>
-              <w:t>Технические требования</w:t>
-            </w:r>
-            <w:r>
-              <w:rPr>
-                <w:noProof/>
-                <w:webHidden/>
+                <w:caps/>
+                <w:noProof/>
+                <w:sz w:val="24"/>
+                <w:u w:val="none"/>
+              </w:rPr>
+              <w:t>Технические</w:t>
+            </w:r>
+            <w:r>
+              <w:rPr>
+                <w:rStyle w:val="af1"/>
+                <w:rFonts w:cs="Times New Roman"/>
+                <w:caps/>
+                <w:noProof/>
+                <w:sz w:val="24"/>
+              </w:rPr>
+              <w:t xml:space="preserve"> требования</w:t>
+            </w:r>
+            <w:r>
+              <w:rPr>
+                <w:noProof/>
+                <w:webHidden/>
+                <w:sz w:val="24"/>
               </w:rPr>
               <w:tab/>
             </w:r>
@@ -572,6 +1264,7 @@
               <w:rPr>
                 <w:noProof/>
                 <w:webHidden/>
+                <w:sz w:val="24"/>
               </w:rPr>
               <w:fldChar w:fldCharType="begin"/>
             </w:r>
@@ -579,19 +1272,22 @@
               <w:rPr>
                 <w:noProof/>
                 <w:webHidden/>
-              </w:rPr>
-              <w:instrText xml:space="preserve"> PAGEREF _Toc210921947 \h </w:instrText>
-            </w:r>
-            <w:r>
-              <w:rPr>
-                <w:noProof/>
-                <w:webHidden/>
-              </w:rPr>
-            </w:r>
-            <w:r>
-              <w:rPr>
-                <w:noProof/>
-                <w:webHidden/>
+                <w:sz w:val="24"/>
+              </w:rPr>
+              <w:instrText xml:space="preserve"> PAGEREF _Toc211375668 \h </w:instrText>
+            </w:r>
+            <w:r>
+              <w:rPr>
+                <w:noProof/>
+                <w:webHidden/>
+                <w:sz w:val="24"/>
+              </w:rPr>
+            </w:r>
+            <w:r>
+              <w:rPr>
+                <w:noProof/>
+                <w:webHidden/>
+                <w:sz w:val="24"/>
               </w:rPr>
               <w:fldChar w:fldCharType="separate"/>
             </w:r>
@@ -599,13 +1295,15 @@
               <w:rPr>
                 <w:noProof/>
                 <w:webHidden/>
-              </w:rPr>
-              <w:t>5</w:t>
-            </w:r>
-            <w:r>
-              <w:rPr>
-                <w:noProof/>
-                <w:webHidden/>
+                <w:sz w:val="24"/>
+              </w:rPr>
+              <w:t>6</w:t>
+            </w:r>
+            <w:r>
+              <w:rPr>
+                <w:noProof/>
+                <w:webHidden/>
+                <w:sz w:val="24"/>
               </w:rPr>
               <w:fldChar w:fldCharType="end"/>
             </w:r>
@@ -614,6 +1312,7 @@
         <w:p>
           <w:pPr>
             <w:ind w:firstLine="0"/>
+            <w:jc w:val="left"/>
           </w:pPr>
           <w:r>
             <w:rPr>
@@ -651,6 +1350,7 @@
     <w:p>
       <w:pPr>
         <w:pStyle w:val="1"/>
+        <w:spacing w:before="0" w:after="0"/>
         <w:rPr>
           <w:rFonts w:ascii="Times New Roman" w:hAnsi="Times New Roman" w:cs="Times New Roman"/>
           <w:caps/>
@@ -658,7 +1358,7 @@
           <w:sz w:val="28"/>
         </w:rPr>
       </w:pPr>
-      <w:bookmarkStart w:id="0" w:name="_Toc210921941"/>
+      <w:bookmarkStart w:id="0" w:name="_Toc211375655"/>
       <w:r>
         <w:rPr>
           <w:rFonts w:ascii="Times New Roman" w:hAnsi="Times New Roman" w:cs="Times New Roman"/>
@@ -681,19 +1381,27 @@
         <w:t xml:space="preserve"> </w:t>
       </w:r>
       <w:r>
-        <w:t>–</w:t>
-      </w:r>
-      <w:r>
-        <w:t xml:space="preserve"> это текстовая ролевая игра, реализованная в формате Telegram-бота. Игроки взаимодействуют с игрой через команды и сообщения, погружаясь в мир, наполненный квестами, боями и выбором. Уникальность проекта </w:t>
-      </w:r>
-      <w:r>
-        <w:t>–</w:t>
-      </w:r>
-      <w:r>
-        <w:t xml:space="preserve"> </w:t>
-      </w:r>
-      <w:r>
-        <w:t>в сочетании классической RPG-механики с доступностью мессенджера, что позволяет играть в любом месте и в любое время. Постоянно работающий бот и надёжная база данных обеспечивают стабильность и сохранение прогресса.</w:t>
+        <w:t xml:space="preserve">– </w:t>
+      </w:r>
+      <w:r>
+        <w:t>это текстовая ролевая игра, реализованная в формате Telegram-бота, где каждый игрок становится частью интерактивной фэнтезийной истории. Управление осуществляется через команды и сообщения, превращая привычный мессенджер в полноценную игровую платформу.</w:t>
+      </w:r>
+    </w:p>
+    <w:p>
+      <w:r>
+        <w:t xml:space="preserve">Проект сочетает классические RPG-механики </w:t>
+      </w:r>
+      <w:r>
+        <w:t xml:space="preserve">- </w:t>
+      </w:r>
+      <w:r>
+        <w:t xml:space="preserve">квесты, пошаговые бои, развитие персонажа и сюжетные выборы </w:t>
+      </w:r>
+      <w:r>
+        <w:t xml:space="preserve">– </w:t>
+      </w:r>
+      <w:r>
+        <w:t>с удобством Telegram, позволяя играть где угодно: дома, в дороге, на перемене или перед сном. Постоянно активный бот и надёжная база данных обеспечивают стабильность, сохранение прогресса и возможность вернуться в игру в любой момент.</w:t>
       </w:r>
     </w:p>
     <w:p>
@@ -704,6 +1412,7 @@
     <w:p>
       <w:pPr>
         <w:pStyle w:val="1"/>
+        <w:spacing w:before="0" w:after="0"/>
         <w:rPr>
           <w:rFonts w:ascii="Times New Roman" w:hAnsi="Times New Roman" w:cs="Times New Roman"/>
           <w:caps/>
@@ -711,7 +1420,7 @@
           <w:sz w:val="28"/>
         </w:rPr>
       </w:pPr>
-      <w:bookmarkStart w:id="1" w:name="_Toc210921942"/>
+      <w:bookmarkStart w:id="1" w:name="_Toc211375656"/>
       <w:r>
         <w:rPr>
           <w:rFonts w:ascii="Times New Roman" w:hAnsi="Times New Roman" w:cs="Times New Roman"/>
@@ -739,41 +1448,52 @@
         <w:t xml:space="preserve">– </w:t>
       </w:r>
       <w:r>
-        <w:t>это фэнтезийная вселенная, пережившая катастрофу, разделившую континент на фракции и зоны магической нестабильности. Игрок начинает как обычный путник, оказавшийся в эпицентре конфликта между древними силами и новыми фракциями, стремящимися к власти.</w:t>
-      </w:r>
-      <w:r>
-        <w:t xml:space="preserve"> Цель игрока будет, получить некую высшую силу, как говорит местная легенда </w:t>
-      </w:r>
-      <w:r>
-        <w:t>“</w:t>
-      </w:r>
-      <w:r>
-        <w:rPr>
-          <w:lang w:val="en-US"/>
-        </w:rPr>
+        <w:t>это фэнтезийная вселенная, пережившая древнюю катастрофу, которая расколола континент и породила зоны магической нестабильности. В результате образовались враждующие фракции, каждая из которых стремится установить контроль над остатками былой силы.</w:t>
+      </w:r>
+    </w:p>
+    <w:p>
+      <w:r>
+        <w:t xml:space="preserve">Игрок начинает как обычный путник, оказавшийся в эпицентре конфликта между древними силами и новыми режимами. По местной легенде, существует некая высшая сила, именуемая </w:t>
+      </w:r>
+      <w:proofErr w:type="spellStart"/>
+      <w:r>
         <w:t>Bara</w:t>
       </w:r>
-      <w:r>
-        <w:t>”</w:t>
-      </w:r>
-      <w:r>
-        <w:t xml:space="preserve">. По легенде данная сила скрыта в некому не известном месте, но она точно существует. </w:t>
-      </w:r>
-    </w:p>
-    <w:p>
-      <w:pPr>
-        <w:ind w:firstLine="0"/>
-      </w:pPr>
+      <w:proofErr w:type="spellEnd"/>
+      <w:r>
+        <w:t xml:space="preserve">, способная изменить ход истории. Она скрыта в неизвестном месте, и лишь немногие верят в её существование </w:t>
+      </w:r>
+      <w:r>
+        <w:t xml:space="preserve">- </w:t>
+      </w:r>
+      <w:r>
+        <w:t>но те, кто верят, готовы на всё, чтобы её найти.</w:t>
+      </w:r>
+    </w:p>
+    <w:p>
+      <w:r>
+        <w:t xml:space="preserve">Сюжет развивается через квесты, встречи с NPC, выборы и столкновения с элитными врагами. Некоторые персонажи будут постепенно раскрывать тайны мира, а действия игрока </w:t>
+      </w:r>
+      <w:r>
+        <w:t xml:space="preserve">– </w:t>
+      </w:r>
+      <w:r>
+        <w:t>влиять на баланс сил, открывать новые локации и менять судьбу фракций.</w:t>
+      </w:r>
+      <w:r>
+        <w:br w:type="page"/>
+      </w:r>
     </w:p>
     <w:p>
       <w:pPr>
         <w:pStyle w:val="1"/>
+        <w:spacing w:before="0" w:after="0"/>
         <w:rPr>
           <w:caps/>
           <w:color w:val="000000" w:themeColor="text1"/>
         </w:rPr>
       </w:pPr>
-      <w:bookmarkStart w:id="2" w:name="_Toc210921943"/>
+      <w:bookmarkStart w:id="2" w:name="_Toc211375657"/>
       <w:r>
         <w:rPr>
           <w:rFonts w:ascii="Times New Roman" w:hAnsi="Times New Roman" w:cs="Times New Roman"/>
@@ -781,6 +1501,7 @@
           <w:color w:val="000000" w:themeColor="text1"/>
           <w:sz w:val="28"/>
         </w:rPr>
+        <w:lastRenderedPageBreak/>
         <w:t>Классы</w:t>
       </w:r>
       <w:r>
@@ -811,14 +1532,11 @@
       <w:bookmarkEnd w:id="2"/>
     </w:p>
     <w:p>
-      <w:pPr>
-        <w:pStyle w:val="a7"/>
-        <w:numPr>
-          <w:ilvl w:val="0"/>
-          <w:numId w:val="6"/>
-        </w:numPr>
-        <w:ind w:left="0" w:firstLine="709"/>
-      </w:pPr>
+      <w:r>
+        <w:t>Игрок может выбрать один из уникальных классов, каждый из которых представляет определённую фракцию, мировоззрение и стиль игры:</w:t>
+      </w:r>
+    </w:p>
+    <w:p>
       <w:proofErr w:type="spellStart"/>
       <w:r>
         <w:t>Архимаг</w:t>
@@ -833,97 +1551,839 @@
       </w:r>
       <w:proofErr w:type="spellEnd"/>
       <w:r>
+        <w:t xml:space="preserve"> </w:t>
+      </w:r>
+      <w:r>
         <w:t xml:space="preserve">– </w:t>
       </w:r>
       <w:r>
-        <w:t>хранитель магического баланса, стремится восстановить порядок</w:t>
-      </w:r>
-      <w:r>
-        <w:t>;</w:t>
-      </w:r>
-    </w:p>
-    <w:p>
-      <w:pPr>
-        <w:pStyle w:val="a7"/>
-        <w:numPr>
-          <w:ilvl w:val="0"/>
-          <w:numId w:val="6"/>
-        </w:numPr>
-        <w:ind w:left="0" w:firstLine="709"/>
-      </w:pPr>
-      <w:r>
-        <w:t xml:space="preserve">Командир </w:t>
-      </w:r>
-      <w:r>
-        <w:t>Барклай</w:t>
-      </w:r>
-      <w:r>
-        <w:t xml:space="preserve"> </w:t>
+        <w:t>хранитель магического баланса, стремящийся восстановить порядок в мире. Обладает глубокими знаниями о магии, способен управлять стихиями и защищать союзников. Подклассы: Повелитель Иллюзий, Заклинатель Стихий</w:t>
+      </w:r>
+    </w:p>
+    <w:p>
+      <w:r>
+        <w:t xml:space="preserve">Командир Барклай </w:t>
       </w:r>
       <w:r>
         <w:t>–</w:t>
       </w:r>
       <w:r>
-        <w:t xml:space="preserve"> </w:t>
-      </w:r>
-      <w:r>
-        <w:t>лидер военной фракции, мечтающий объединить земли силой</w:t>
-      </w:r>
-      <w:r>
-        <w:t>;</w:t>
-      </w:r>
-    </w:p>
-    <w:p>
-      <w:pPr>
-        <w:pStyle w:val="a7"/>
-        <w:numPr>
-          <w:ilvl w:val="0"/>
-          <w:numId w:val="6"/>
-        </w:numPr>
-        <w:ind w:left="0" w:firstLine="709"/>
-      </w:pPr>
-      <w:r>
-        <w:t>Тень Бар</w:t>
-      </w:r>
-      <w:r>
-        <w:t>а</w:t>
-      </w:r>
-      <w:r>
-        <w:t>бул</w:t>
-      </w:r>
-      <w:r>
-        <w:t>ь</w:t>
-      </w:r>
-      <w:r>
-        <w:t xml:space="preserve">ки </w:t>
+        <w:t xml:space="preserve"> харизматичный лидер военной фракции, мечтающий объединить земли силой. Специализируется на тактике, командовании и ближнем бою. Подклассы: Тактик, Берсерк</w:t>
+      </w:r>
+    </w:p>
+    <w:p>
+      <w:r>
+        <w:t xml:space="preserve">Тень Барабульки </w:t>
       </w:r>
       <w:r>
         <w:t>–</w:t>
       </w:r>
       <w:r>
-        <w:t xml:space="preserve"> </w:t>
-      </w:r>
-      <w:r>
-        <w:t>загадочная сущность, пробуждающая древние артефакты</w:t>
-      </w:r>
-      <w:r>
-        <w:t>;</w:t>
-      </w:r>
-    </w:p>
-    <w:p>
-      <w:r>
-        <w:t>Сюжет развивается через квесты, диалоги и выборы, влияющие на мир и его обитателей.</w:t>
-      </w:r>
+        <w:t xml:space="preserve"> загадочная сущность, пробуждающая древние артефакты и манипулирующая тенями. Играет ключевую роль в раскрытии тайны силы </w:t>
+      </w:r>
+      <w:proofErr w:type="spellStart"/>
+      <w:r>
+        <w:t>Bara</w:t>
+      </w:r>
+      <w:proofErr w:type="spellEnd"/>
+      <w:r>
+        <w:t xml:space="preserve">. Подклассы: </w:t>
+      </w:r>
+      <w:proofErr w:type="spellStart"/>
+      <w:r>
+        <w:t>Призыватель</w:t>
+      </w:r>
+      <w:proofErr w:type="spellEnd"/>
+      <w:r>
+        <w:t>, Искатель артефактов</w:t>
+      </w:r>
+    </w:p>
+    <w:p>
+      <w:r>
+        <w:t>Каждый класс имеет собственную ветку развития, уникальные способности и доступ к особым квестам. Игроки получают очки навыков, которые можно распределять между характеристиками (сила, интеллект, ловкость, харизма) и активными умениями. Это позволяет формировать индивидуальный стиль игры и влиять на доступные действия в бою, диалогах и исследовании мира.</w:t>
+      </w:r>
+    </w:p>
+    <w:p>
+      <w:r>
+        <w:t>Сюжет развивается через квесты, диалоги и выборы, которые напрямую зависят от выбранного класса и подкласса. Некоторые NPC будут реагировать на принадлежность к фракции, а определённые события будут доступны только для конкретных ролей.</w:t>
+      </w:r>
+    </w:p>
+    <w:p>
+      <w:pPr>
+        <w:ind w:firstLine="0"/>
+      </w:pPr>
     </w:p>
     <w:p>
       <w:pPr>
         <w:pStyle w:val="1"/>
+        <w:spacing w:before="0" w:after="0"/>
         <w:rPr>
           <w:caps/>
           <w:color w:val="000000" w:themeColor="text1"/>
         </w:rPr>
       </w:pPr>
-      <w:bookmarkStart w:id="3" w:name="_Toc210921944"/>
+      <w:bookmarkStart w:id="3" w:name="_Toc211375658"/>
+      <w:r>
+        <w:rPr>
+          <w:rFonts w:ascii="Times New Roman" w:hAnsi="Times New Roman" w:cs="Times New Roman"/>
+          <w:caps/>
+          <w:color w:val="000000" w:themeColor="text1"/>
+          <w:sz w:val="28"/>
+        </w:rPr>
+        <w:t>Игровые</w:t>
+      </w:r>
+      <w:r>
+        <w:rPr>
+          <w:caps/>
+          <w:color w:val="000000" w:themeColor="text1"/>
+        </w:rPr>
+        <w:t xml:space="preserve"> </w:t>
+      </w:r>
+      <w:r>
+        <w:rPr>
+          <w:rFonts w:ascii="Times New Roman" w:hAnsi="Times New Roman" w:cs="Times New Roman"/>
+          <w:caps/>
+          <w:color w:val="000000" w:themeColor="text1"/>
+          <w:sz w:val="28"/>
+        </w:rPr>
+        <w:t>механики</w:t>
+      </w:r>
+      <w:bookmarkEnd w:id="3"/>
+    </w:p>
+    <w:p>
+      <w:proofErr w:type="spellStart"/>
+      <w:r>
+        <w:t>Barabulka</w:t>
+      </w:r>
+      <w:proofErr w:type="spellEnd"/>
+      <w:r>
+        <w:t xml:space="preserve"> предлагает богатую систему взаимодействия, сочетающую классические RPG-элементы с уникальными возможностями текстового формата. Игрок управляет персонажем через команды Telegram, погружаясь в мир, полный событий, боёв и выборов.</w:t>
+      </w:r>
+    </w:p>
+    <w:p>
+      <w:pPr>
+        <w:pStyle w:val="2"/>
+      </w:pPr>
+      <w:bookmarkStart w:id="4" w:name="_Toc211375659"/>
+      <w:r>
+        <w:lastRenderedPageBreak/>
+        <w:t>Локации</w:t>
+      </w:r>
+      <w:r>
+        <w:t>:</w:t>
+      </w:r>
+      <w:bookmarkEnd w:id="4"/>
+    </w:p>
+    <w:p>
+      <w:r>
+        <w:t>Мир состоит из разнообразных зон, каждая из которых предлагает уникальные события, врагов и атмосферу:</w:t>
+      </w:r>
+    </w:p>
+    <w:p>
+      <w:pPr>
+        <w:pStyle w:val="a7"/>
+        <w:numPr>
+          <w:ilvl w:val="0"/>
+          <w:numId w:val="10"/>
+        </w:numPr>
+        <w:ind w:left="0" w:firstLine="709"/>
+      </w:pPr>
+      <w:r>
+        <w:t xml:space="preserve">Город </w:t>
+      </w:r>
+      <w:r>
+        <w:t xml:space="preserve">– </w:t>
+      </w:r>
+      <w:r>
+        <w:t>центр торговли, квестов и фракционной активности</w:t>
+      </w:r>
+      <w:r>
+        <w:t>;</w:t>
+      </w:r>
+    </w:p>
+    <w:p>
+      <w:pPr>
+        <w:pStyle w:val="a7"/>
+        <w:numPr>
+          <w:ilvl w:val="0"/>
+          <w:numId w:val="10"/>
+        </w:numPr>
+        <w:ind w:left="0" w:firstLine="709"/>
+      </w:pPr>
+      <w:r>
+        <w:t xml:space="preserve">Лес </w:t>
+      </w:r>
+      <w:r>
+        <w:t xml:space="preserve">– </w:t>
+      </w:r>
+      <w:r>
+        <w:t>опасная зона с дикими существами и скрытыми артефактами</w:t>
+      </w:r>
+      <w:r>
+        <w:t>;</w:t>
+      </w:r>
+    </w:p>
+    <w:p>
+      <w:pPr>
+        <w:pStyle w:val="a7"/>
+        <w:numPr>
+          <w:ilvl w:val="0"/>
+          <w:numId w:val="10"/>
+        </w:numPr>
+        <w:ind w:left="0" w:firstLine="709"/>
+      </w:pPr>
+      <w:r>
+        <w:t xml:space="preserve">Подземелья </w:t>
+      </w:r>
+      <w:r>
+        <w:t xml:space="preserve">– </w:t>
+      </w:r>
+      <w:r>
+        <w:t>лабиринты с ловушками, сокровищами и элитными мобами</w:t>
+      </w:r>
+      <w:r>
+        <w:t>;</w:t>
+      </w:r>
+    </w:p>
+    <w:p>
+      <w:pPr>
+        <w:pStyle w:val="a7"/>
+        <w:numPr>
+          <w:ilvl w:val="0"/>
+          <w:numId w:val="10"/>
+        </w:numPr>
+        <w:ind w:left="0" w:firstLine="709"/>
+      </w:pPr>
+      <w:r>
+        <w:t xml:space="preserve">Башня магов </w:t>
+      </w:r>
+      <w:r>
+        <w:t xml:space="preserve">– </w:t>
+      </w:r>
+      <w:r>
+        <w:t>место изучения магии и сражений с магическими противниками</w:t>
+      </w:r>
+      <w:r>
+        <w:t>;</w:t>
+      </w:r>
+    </w:p>
+    <w:p>
+      <w:pPr>
+        <w:pStyle w:val="a7"/>
+        <w:numPr>
+          <w:ilvl w:val="0"/>
+          <w:numId w:val="10"/>
+        </w:numPr>
+        <w:ind w:left="0" w:firstLine="709"/>
+      </w:pPr>
+      <w:r>
+        <w:t xml:space="preserve">Пустоши </w:t>
+      </w:r>
+      <w:r>
+        <w:t xml:space="preserve">– </w:t>
+      </w:r>
+      <w:r>
+        <w:t>разрушенные земли, где обитают боссы и редкие NPC</w:t>
+      </w:r>
+      <w:r>
+        <w:t>;</w:t>
+      </w:r>
+    </w:p>
+    <w:p>
+      <w:pPr>
+        <w:pStyle w:val="2"/>
+        <w:rPr>
+          <w:lang w:val="en-US"/>
+        </w:rPr>
+      </w:pPr>
+      <w:bookmarkStart w:id="5" w:name="_Toc211375660"/>
+      <w:r>
+        <w:t>Боевая</w:t>
+      </w:r>
+      <w:r>
+        <w:t xml:space="preserve"> система</w:t>
+      </w:r>
+      <w:r>
+        <w:rPr>
+          <w:lang w:val="en-US"/>
+        </w:rPr>
+        <w:t>:</w:t>
+      </w:r>
+      <w:bookmarkEnd w:id="5"/>
+    </w:p>
+    <w:p>
+      <w:r>
+        <w:t>Пошаговая, текстовая система боя с акцентом на тактику:</w:t>
+      </w:r>
+    </w:p>
+    <w:p>
+      <w:pPr>
+        <w:pStyle w:val="a7"/>
+        <w:numPr>
+          <w:ilvl w:val="0"/>
+          <w:numId w:val="10"/>
+        </w:numPr>
+        <w:ind w:left="0" w:firstLine="709"/>
+      </w:pPr>
+      <w:r>
+        <w:t>Использование навыков, предметов, питомцев и окружения</w:t>
+      </w:r>
+      <w:r>
+        <w:t>;</w:t>
+      </w:r>
+    </w:p>
+    <w:p>
+      <w:pPr>
+        <w:pStyle w:val="a7"/>
+        <w:numPr>
+          <w:ilvl w:val="0"/>
+          <w:numId w:val="10"/>
+        </w:numPr>
+        <w:ind w:left="0" w:firstLine="709"/>
+      </w:pPr>
+      <w:r>
+        <w:t>Противники делятся на обычных, элитных мобов и боссов</w:t>
+      </w:r>
+      <w:r>
+        <w:t>;</w:t>
+      </w:r>
+    </w:p>
+    <w:p>
+      <w:pPr>
+        <w:pStyle w:val="a7"/>
+        <w:numPr>
+          <w:ilvl w:val="0"/>
+          <w:numId w:val="10"/>
+        </w:numPr>
+        <w:ind w:left="0" w:firstLine="709"/>
+      </w:pPr>
+      <w:r>
+        <w:t>Учитываются характеристики персонажа и распределённые очки навыков</w:t>
+      </w:r>
+      <w:r>
+        <w:t>;</w:t>
+      </w:r>
+    </w:p>
+    <w:p>
+      <w:pPr>
+        <w:pStyle w:val="2"/>
+        <w:rPr>
+          <w:lang w:val="en-US"/>
+        </w:rPr>
+      </w:pPr>
+      <w:bookmarkStart w:id="6" w:name="_Toc211375661"/>
+      <w:r>
+        <w:t>Квесты</w:t>
+      </w:r>
+      <w:r>
+        <w:rPr>
+          <w:lang w:val="en-US"/>
+        </w:rPr>
+        <w:t>:</w:t>
+      </w:r>
+      <w:bookmarkEnd w:id="6"/>
+    </w:p>
+    <w:p>
+      <w:pPr>
+        <w:pStyle w:val="a7"/>
+        <w:numPr>
+          <w:ilvl w:val="0"/>
+          <w:numId w:val="10"/>
+        </w:numPr>
+        <w:ind w:left="0" w:firstLine="709"/>
+      </w:pPr>
+      <w:r>
+        <w:t xml:space="preserve">Основные задания </w:t>
+      </w:r>
+      <w:r>
+        <w:t xml:space="preserve">– </w:t>
+      </w:r>
+      <w:r>
+        <w:t>продвигают сюжет и открывают новые зоны</w:t>
+      </w:r>
+      <w:r>
+        <w:t>;</w:t>
+      </w:r>
+    </w:p>
+    <w:p>
+      <w:pPr>
+        <w:pStyle w:val="a7"/>
+        <w:numPr>
+          <w:ilvl w:val="0"/>
+          <w:numId w:val="10"/>
+        </w:numPr>
+        <w:ind w:left="0" w:firstLine="709"/>
+      </w:pPr>
+      <w:r>
+        <w:t xml:space="preserve">Побочные миссии </w:t>
+      </w:r>
+      <w:r>
+        <w:t xml:space="preserve">– </w:t>
+      </w:r>
+      <w:r>
+        <w:t>влияют на репутацию, отношения с NPC и фракциями</w:t>
+      </w:r>
+      <w:r>
+        <w:t>;</w:t>
+      </w:r>
+    </w:p>
+    <w:p>
+      <w:pPr>
+        <w:pStyle w:val="a7"/>
+        <w:numPr>
+          <w:ilvl w:val="0"/>
+          <w:numId w:val="10"/>
+        </w:numPr>
+        <w:ind w:left="0" w:firstLine="709"/>
+      </w:pPr>
+      <w:proofErr w:type="spellStart"/>
+      <w:r>
+        <w:t>Ивентовые</w:t>
+      </w:r>
+      <w:proofErr w:type="spellEnd"/>
+      <w:r>
+        <w:t xml:space="preserve"> квесты </w:t>
+      </w:r>
+      <w:r>
+        <w:t xml:space="preserve">– </w:t>
+      </w:r>
+      <w:r>
+        <w:t>ограничены по времени, связаны с глобальными событиями</w:t>
+      </w:r>
+      <w:r>
+        <w:t>;</w:t>
+      </w:r>
+    </w:p>
+    <w:p>
+      <w:pPr>
+        <w:pStyle w:val="a7"/>
+        <w:numPr>
+          <w:ilvl w:val="0"/>
+          <w:numId w:val="10"/>
+        </w:numPr>
+        <w:ind w:left="0" w:firstLine="709"/>
+      </w:pPr>
+      <w:r>
+        <w:t xml:space="preserve">Мультиплеер-квесты </w:t>
+      </w:r>
+      <w:r>
+        <w:t xml:space="preserve">– </w:t>
+      </w:r>
+      <w:r>
+        <w:t>требуют кооперации между игроками</w:t>
+      </w:r>
+      <w:r>
+        <w:t>;</w:t>
+      </w:r>
+    </w:p>
+    <w:p>
+      <w:pPr>
+        <w:pStyle w:val="2"/>
+        <w:rPr>
+          <w:lang w:val="en-US"/>
+        </w:rPr>
+      </w:pPr>
+      <w:bookmarkStart w:id="7" w:name="_Toc211375662"/>
+      <w:r>
+        <w:t>Инвентарь и прокачка</w:t>
+      </w:r>
+      <w:r>
+        <w:rPr>
+          <w:lang w:val="en-US"/>
+        </w:rPr>
+        <w:t>:</w:t>
+      </w:r>
+      <w:bookmarkEnd w:id="7"/>
+    </w:p>
+    <w:p>
+      <w:pPr>
+        <w:pStyle w:val="a7"/>
+        <w:numPr>
+          <w:ilvl w:val="0"/>
+          <w:numId w:val="10"/>
+        </w:numPr>
+        <w:ind w:left="0" w:firstLine="709"/>
+      </w:pPr>
+      <w:r>
+        <w:t>Экипировка: оружие, броня, артефакты</w:t>
+      </w:r>
+      <w:r>
+        <w:rPr>
+          <w:lang w:val="en-US"/>
+        </w:rPr>
+        <w:t>;</w:t>
+      </w:r>
+    </w:p>
+    <w:p>
+      <w:pPr>
+        <w:pStyle w:val="a7"/>
+        <w:numPr>
+          <w:ilvl w:val="0"/>
+          <w:numId w:val="10"/>
+        </w:numPr>
+        <w:ind w:left="0" w:firstLine="709"/>
+      </w:pPr>
+      <w:r>
+        <w:t>Ресурсы: зелья, материалы, ключи</w:t>
+      </w:r>
+      <w:r>
+        <w:rPr>
+          <w:lang w:val="en-US"/>
+        </w:rPr>
+        <w:t>;</w:t>
+      </w:r>
+    </w:p>
+    <w:p>
+      <w:pPr>
+        <w:pStyle w:val="a7"/>
+        <w:numPr>
+          <w:ilvl w:val="0"/>
+          <w:numId w:val="10"/>
+        </w:numPr>
+        <w:ind w:left="0" w:firstLine="709"/>
+      </w:pPr>
+      <w:r>
+        <w:t>Прокачка: уровни, специализации, распределение очков навыков</w:t>
+      </w:r>
+      <w:r>
+        <w:t>;</w:t>
+      </w:r>
+    </w:p>
+    <w:p>
+      <w:pPr>
+        <w:pStyle w:val="a7"/>
+        <w:numPr>
+          <w:ilvl w:val="0"/>
+          <w:numId w:val="10"/>
+        </w:numPr>
+        <w:ind w:left="0" w:firstLine="709"/>
+      </w:pPr>
+      <w:r>
+        <w:t>Возможность кастомизации и развития подклассов</w:t>
+      </w:r>
+      <w:r>
+        <w:t>;</w:t>
+      </w:r>
+    </w:p>
+    <w:p>
+      <w:pPr>
+        <w:pStyle w:val="2"/>
+        <w:rPr>
+          <w:lang w:val="en-US"/>
+        </w:rPr>
+      </w:pPr>
+      <w:bookmarkStart w:id="8" w:name="_Toc211375663"/>
+      <w:r>
+        <w:lastRenderedPageBreak/>
+        <w:t>Фракции</w:t>
+      </w:r>
+      <w:r>
+        <w:rPr>
+          <w:lang w:val="en-US"/>
+        </w:rPr>
+        <w:t>:</w:t>
+      </w:r>
+      <w:bookmarkEnd w:id="8"/>
+    </w:p>
+    <w:p>
+      <w:pPr>
+        <w:pStyle w:val="a7"/>
+        <w:numPr>
+          <w:ilvl w:val="0"/>
+          <w:numId w:val="10"/>
+        </w:numPr>
+        <w:ind w:left="0" w:firstLine="709"/>
+      </w:pPr>
+      <w:r>
+        <w:t xml:space="preserve">Вступление в одну из фракций открывает уникальные миссии и </w:t>
+      </w:r>
+      <w:proofErr w:type="spellStart"/>
+      <w:r>
+        <w:t>PvP</w:t>
+      </w:r>
+      <w:proofErr w:type="spellEnd"/>
+      <w:r>
+        <w:t>-возможности</w:t>
+      </w:r>
+      <w:r>
+        <w:t>;</w:t>
+      </w:r>
+    </w:p>
+    <w:p>
+      <w:pPr>
+        <w:pStyle w:val="a7"/>
+        <w:numPr>
+          <w:ilvl w:val="0"/>
+          <w:numId w:val="10"/>
+        </w:numPr>
+        <w:ind w:left="0" w:firstLine="709"/>
+      </w:pPr>
+      <w:r>
+        <w:t>Влияние игрока на фракцию: репутация, звания, доступ к особым локациям</w:t>
+      </w:r>
+      <w:r>
+        <w:t>;</w:t>
+      </w:r>
+    </w:p>
+    <w:p>
+      <w:pPr>
+        <w:pStyle w:val="a7"/>
+        <w:numPr>
+          <w:ilvl w:val="0"/>
+          <w:numId w:val="10"/>
+        </w:numPr>
+        <w:ind w:left="0" w:firstLine="709"/>
+      </w:pPr>
+      <w:r>
+        <w:t>Конфликты между фракциями влияют на глобальные события</w:t>
+      </w:r>
+      <w:r>
+        <w:t>;</w:t>
+      </w:r>
+    </w:p>
+    <w:p>
+      <w:pPr>
+        <w:pStyle w:val="2"/>
+        <w:rPr>
+          <w:lang w:val="en-US"/>
+        </w:rPr>
+      </w:pPr>
+      <w:bookmarkStart w:id="9" w:name="_Toc211375664"/>
+      <w:r>
+        <w:t>Питомцы</w:t>
+      </w:r>
+      <w:r>
+        <w:rPr>
+          <w:lang w:val="en-US"/>
+        </w:rPr>
+        <w:t>:</w:t>
+      </w:r>
+      <w:bookmarkEnd w:id="9"/>
+    </w:p>
+    <w:p>
+      <w:pPr>
+        <w:pStyle w:val="a7"/>
+        <w:numPr>
+          <w:ilvl w:val="0"/>
+          <w:numId w:val="10"/>
+        </w:numPr>
+        <w:ind w:left="0" w:firstLine="709"/>
+      </w:pPr>
+      <w:r>
+        <w:t>Боевые и утилитарные спутники</w:t>
+      </w:r>
+      <w:r>
+        <w:rPr>
+          <w:lang w:val="en-US"/>
+        </w:rPr>
+        <w:t>;</w:t>
+      </w:r>
+    </w:p>
+    <w:p>
+      <w:pPr>
+        <w:pStyle w:val="a7"/>
+        <w:numPr>
+          <w:ilvl w:val="0"/>
+          <w:numId w:val="10"/>
+        </w:numPr>
+        <w:ind w:left="0" w:firstLine="709"/>
+      </w:pPr>
+      <w:r>
+        <w:t>Уникальные способности: лечение, разведка, атака</w:t>
+      </w:r>
+      <w:r>
+        <w:t>;</w:t>
+      </w:r>
+    </w:p>
+    <w:p>
+      <w:pPr>
+        <w:pStyle w:val="a7"/>
+        <w:numPr>
+          <w:ilvl w:val="0"/>
+          <w:numId w:val="10"/>
+        </w:numPr>
+        <w:ind w:left="0" w:firstLine="709"/>
+      </w:pPr>
+      <w:r>
+        <w:t>Прокачка и взаимодействие с питомцем через команды</w:t>
+      </w:r>
+      <w:r>
+        <w:t>;</w:t>
+      </w:r>
+    </w:p>
+    <w:p>
+      <w:pPr>
+        <w:pStyle w:val="2"/>
+        <w:rPr>
+          <w:lang w:val="en-US"/>
+        </w:rPr>
+      </w:pPr>
+      <w:bookmarkStart w:id="10" w:name="_Toc211375665"/>
+      <w:r>
+        <w:t>События</w:t>
+      </w:r>
+      <w:r>
+        <w:rPr>
+          <w:lang w:val="en-US"/>
+        </w:rPr>
+        <w:t>:</w:t>
+      </w:r>
+      <w:bookmarkEnd w:id="10"/>
+    </w:p>
+    <w:p>
+      <w:pPr>
+        <w:pStyle w:val="a7"/>
+        <w:numPr>
+          <w:ilvl w:val="0"/>
+          <w:numId w:val="10"/>
+        </w:numPr>
+        <w:ind w:left="0" w:firstLine="709"/>
+      </w:pPr>
+      <w:r>
+        <w:t xml:space="preserve">Ежедневные задания </w:t>
+      </w:r>
+      <w:r>
+        <w:t xml:space="preserve">– </w:t>
+      </w:r>
+      <w:r>
+        <w:t>быстрые активности с наградами</w:t>
+      </w:r>
+      <w:r>
+        <w:t>;</w:t>
+      </w:r>
+    </w:p>
+    <w:p>
+      <w:pPr>
+        <w:pStyle w:val="a7"/>
+        <w:numPr>
+          <w:ilvl w:val="0"/>
+          <w:numId w:val="10"/>
+        </w:numPr>
+        <w:ind w:left="0" w:firstLine="709"/>
+      </w:pPr>
+      <w:r>
+        <w:t xml:space="preserve">Случайные встречи </w:t>
+      </w:r>
+      <w:r>
+        <w:t xml:space="preserve">– </w:t>
+      </w:r>
+      <w:r>
+        <w:t>неожиданные события в путешествиях</w:t>
+      </w:r>
+      <w:r>
+        <w:t>;</w:t>
+      </w:r>
+    </w:p>
+    <w:p>
+      <w:pPr>
+        <w:pStyle w:val="a7"/>
+        <w:numPr>
+          <w:ilvl w:val="0"/>
+          <w:numId w:val="10"/>
+        </w:numPr>
+        <w:ind w:left="0" w:firstLine="709"/>
+      </w:pPr>
+      <w:r>
+        <w:t xml:space="preserve">Сезонные ивенты </w:t>
+      </w:r>
+      <w:r>
+        <w:t xml:space="preserve">– </w:t>
+      </w:r>
+      <w:r>
+        <w:t>глобальные изменения мира, новые квесты и враги</w:t>
+      </w:r>
+      <w:r>
+        <w:t>;</w:t>
+      </w:r>
+    </w:p>
+    <w:p>
+      <w:pPr>
+        <w:pStyle w:val="1"/>
+        <w:spacing w:before="0" w:after="0"/>
+        <w:rPr>
+          <w:rFonts w:ascii="Times New Roman" w:hAnsi="Times New Roman" w:cs="Times New Roman"/>
+          <w:caps/>
+          <w:color w:val="000000" w:themeColor="text1"/>
+          <w:sz w:val="28"/>
+        </w:rPr>
+      </w:pPr>
+      <w:bookmarkStart w:id="11" w:name="_Toc211375666"/>
+      <w:r>
+        <w:rPr>
+          <w:rFonts w:ascii="Times New Roman" w:hAnsi="Times New Roman" w:cs="Times New Roman"/>
+          <w:caps/>
+          <w:color w:val="000000" w:themeColor="text1"/>
+          <w:sz w:val="28"/>
+        </w:rPr>
+        <w:t>Визуальный стиль</w:t>
+      </w:r>
+      <w:bookmarkEnd w:id="11"/>
+    </w:p>
+    <w:p>
+      <w:r>
+        <w:t>Так как игра текстовая, визуальный стиль будет представлен через ASCII</w:t>
+      </w:r>
+      <w:r>
+        <w:t xml:space="preserve"> – </w:t>
+      </w:r>
+      <w:r>
+        <w:t xml:space="preserve">графику, эмодзи, стилизованные описания и атмосферные иллюстрации в сопроводительных сообщениях. Атмосфера </w:t>
+      </w:r>
+      <w:r>
+        <w:t>–</w:t>
+      </w:r>
+      <w:r>
+        <w:t xml:space="preserve"> мрачное фэнтези с элементами юмора и сюрреализма. Примеры визуального оформления:</w:t>
+      </w:r>
+    </w:p>
+    <w:p>
+      <w:r>
+        <w:rPr>
+          <w:rFonts w:ascii="Segoe UI Emoji" w:hAnsi="Segoe UI Emoji" w:cs="Segoe UI Emoji"/>
+        </w:rPr>
+        <w:t>🌲</w:t>
+      </w:r>
+      <w:r>
+        <w:t xml:space="preserve"> Лес: «Ты ступаешь на влажную тропу, где тени деревьев шепчут древние имена…»</w:t>
+      </w:r>
+      <w:r>
+        <w:t>;</w:t>
+      </w:r>
+    </w:p>
+    <w:p>
+      <w:r>
+        <w:rPr>
+          <w:rFonts w:ascii="Segoe UI Emoji" w:hAnsi="Segoe UI Emoji" w:cs="Segoe UI Emoji"/>
+        </w:rPr>
+        <w:t>🏰</w:t>
+      </w:r>
+      <w:r>
+        <w:t xml:space="preserve"> Город: «Каменные улицы гудят от шагов, торговцы кричат, а гильдии вербуют новичков.»</w:t>
+      </w:r>
+      <w:r>
+        <w:t>;</w:t>
+      </w:r>
+    </w:p>
+    <w:p>
+      <w:pPr>
+        <w:ind w:firstLine="0"/>
+      </w:pPr>
+      <w:r>
+        <w:br w:type="page"/>
+      </w:r>
+    </w:p>
+    <w:p>
+      <w:pPr>
+        <w:pStyle w:val="1"/>
+        <w:spacing w:before="0" w:after="0"/>
+        <w:rPr>
+          <w:rFonts w:ascii="Times New Roman" w:hAnsi="Times New Roman" w:cs="Times New Roman"/>
+          <w:caps/>
+          <w:color w:val="000000" w:themeColor="text1"/>
+          <w:sz w:val="28"/>
+        </w:rPr>
+      </w:pPr>
+      <w:bookmarkStart w:id="12" w:name="_Toc211375667"/>
       <w:r>
         <w:rPr>
           <w:rFonts w:ascii="Times New Roman" w:hAnsi="Times New Roman" w:cs="Times New Roman"/>
@@ -932,421 +2392,96 @@
           <w:sz w:val="28"/>
         </w:rPr>
         <w:lastRenderedPageBreak/>
-        <w:t>Игровые</w:t>
-      </w:r>
-      <w:r>
-        <w:rPr>
-          <w:caps/>
-          <w:color w:val="000000" w:themeColor="text1"/>
-        </w:rPr>
-        <w:t xml:space="preserve"> </w:t>
-      </w:r>
-      <w:r>
+        <w:t>Целевая аудитория</w:t>
+      </w:r>
+      <w:bookmarkEnd w:id="12"/>
+    </w:p>
+    <w:p>
+      <w:pPr>
+        <w:pStyle w:val="a7"/>
+        <w:numPr>
+          <w:ilvl w:val="0"/>
+          <w:numId w:val="9"/>
+        </w:numPr>
+        <w:ind w:left="0" w:firstLine="709"/>
+      </w:pPr>
+      <w:r>
+        <w:t>Возраст: 16–35 лет</w:t>
+      </w:r>
+      <w:r>
+        <w:t>;</w:t>
+      </w:r>
+    </w:p>
+    <w:p>
+      <w:pPr>
+        <w:pStyle w:val="a7"/>
+        <w:numPr>
+          <w:ilvl w:val="0"/>
+          <w:numId w:val="9"/>
+        </w:numPr>
+        <w:ind w:left="0" w:firstLine="709"/>
+      </w:pPr>
+      <w:r>
+        <w:t>Интересы: RPG, фэнтези, текстовые игры, Telegram-боты, интерактивные истории</w:t>
+      </w:r>
+      <w:r>
+        <w:t>;</w:t>
+      </w:r>
+    </w:p>
+    <w:p>
+      <w:pPr>
+        <w:pStyle w:val="a7"/>
+        <w:numPr>
+          <w:ilvl w:val="0"/>
+          <w:numId w:val="9"/>
+        </w:numPr>
+        <w:ind w:left="0" w:firstLine="709"/>
+      </w:pPr>
+      <w:r>
+        <w:t>Предпочтения: гибкий геймплей, сюжетные выборы, возможность играть без установки</w:t>
+      </w:r>
+      <w:r>
+        <w:t>;</w:t>
+      </w:r>
+    </w:p>
+    <w:p>
+      <w:pPr>
+        <w:pStyle w:val="a7"/>
+        <w:numPr>
+          <w:ilvl w:val="0"/>
+          <w:numId w:val="9"/>
+        </w:numPr>
+        <w:ind w:left="0" w:firstLine="709"/>
+      </w:pPr>
+      <w:r>
+        <w:t>Поведение: играют в перерывах, в дороге, вечером перед сном</w:t>
+      </w:r>
+      <w:r>
+        <w:t>;</w:t>
+      </w:r>
+    </w:p>
+    <w:p>
+      <w:pPr>
+        <w:pStyle w:val="1"/>
+        <w:spacing w:before="0" w:after="0"/>
         <w:rPr>
           <w:rFonts w:ascii="Times New Roman" w:hAnsi="Times New Roman" w:cs="Times New Roman"/>
           <w:caps/>
           <w:color w:val="000000" w:themeColor="text1"/>
           <w:sz w:val="28"/>
         </w:rPr>
-        <w:t>механики</w:t>
-      </w:r>
-      <w:bookmarkEnd w:id="3"/>
-    </w:p>
-    <w:p>
-      <w:pPr>
-        <w:pStyle w:val="a7"/>
-        <w:numPr>
-          <w:ilvl w:val="0"/>
-          <w:numId w:val="7"/>
-        </w:numPr>
-        <w:ind w:left="0" w:firstLine="709"/>
-      </w:pPr>
-      <w:r>
-        <w:t xml:space="preserve">Локации: Город, Лес, Подземелья, Башня магов, Пустоши </w:t>
-      </w:r>
-      <w:r>
-        <w:t xml:space="preserve">- </w:t>
-      </w:r>
-      <w:r>
-        <w:t>каждая зона предлагает уникальные события и врагов</w:t>
-      </w:r>
-      <w:r>
-        <w:t>;</w:t>
-      </w:r>
-    </w:p>
-    <w:p>
-      <w:pPr>
-        <w:pStyle w:val="a7"/>
-        <w:numPr>
-          <w:ilvl w:val="0"/>
-          <w:numId w:val="7"/>
-        </w:numPr>
-        <w:ind w:left="0" w:firstLine="709"/>
-      </w:pPr>
-      <w:r>
-        <w:t>Боевая система: Пошаговая, текстовая, с использованием навыков, предметов и тактики</w:t>
-      </w:r>
-      <w:r>
-        <w:t>:</w:t>
-      </w:r>
-    </w:p>
-    <w:p>
-      <w:pPr>
-        <w:pStyle w:val="a7"/>
-        <w:numPr>
-          <w:ilvl w:val="0"/>
-          <w:numId w:val="7"/>
-        </w:numPr>
-        <w:ind w:left="0" w:firstLine="709"/>
-      </w:pPr>
-      <w:r>
-        <w:t>Квесты: Основные и побочные задания, влияющие на сюжет и репутацию</w:t>
-      </w:r>
-      <w:r>
-        <w:t>;</w:t>
-      </w:r>
-    </w:p>
-    <w:p>
-      <w:pPr>
-        <w:pStyle w:val="a7"/>
-        <w:numPr>
-          <w:ilvl w:val="0"/>
-          <w:numId w:val="7"/>
-        </w:numPr>
-        <w:ind w:left="0" w:firstLine="709"/>
-      </w:pPr>
-      <w:r>
-        <w:t>Инвентарь и прокачка: Экипировка, ресурсы, уровни, специализации</w:t>
-      </w:r>
-      <w:r>
-        <w:t>;</w:t>
-      </w:r>
-    </w:p>
-    <w:p>
-      <w:pPr>
-        <w:pStyle w:val="a7"/>
-        <w:numPr>
-          <w:ilvl w:val="0"/>
-          <w:numId w:val="7"/>
-        </w:numPr>
-        <w:ind w:left="0" w:firstLine="709"/>
-      </w:pPr>
-      <w:r>
-        <w:t xml:space="preserve">Фракции: Возможность вступления, выполнения миссий и участия в </w:t>
-      </w:r>
-      <w:proofErr w:type="spellStart"/>
-      <w:r>
-        <w:t>PvP</w:t>
-      </w:r>
-      <w:proofErr w:type="spellEnd"/>
-      <w:r>
-        <w:t>;</w:t>
-      </w:r>
-    </w:p>
-    <w:p>
-      <w:pPr>
-        <w:pStyle w:val="a7"/>
-        <w:numPr>
-          <w:ilvl w:val="0"/>
-          <w:numId w:val="7"/>
-        </w:numPr>
-        <w:ind w:left="0" w:firstLine="709"/>
-      </w:pPr>
-      <w:r>
-        <w:t>Питомцы: Боевые и утилитарные спутники с уникальными способностями</w:t>
-      </w:r>
-      <w:r>
-        <w:t>;</w:t>
-      </w:r>
-    </w:p>
-    <w:p>
-      <w:pPr>
-        <w:pStyle w:val="a7"/>
-        <w:numPr>
-          <w:ilvl w:val="0"/>
-          <w:numId w:val="7"/>
-        </w:numPr>
-        <w:ind w:left="0" w:firstLine="709"/>
-      </w:pPr>
-      <w:r>
-        <w:t>События: Ежедневные задания, случайные встречи, сезонные ивенты</w:t>
-      </w:r>
-      <w:r>
-        <w:t>;</w:t>
-      </w:r>
-    </w:p>
-    <w:p>
-      <w:pPr>
-        <w:pStyle w:val="a7"/>
-        <w:numPr>
-          <w:ilvl w:val="0"/>
-          <w:numId w:val="7"/>
-        </w:numPr>
-        <w:ind w:left="0" w:firstLine="709"/>
-      </w:pPr>
-      <w:r>
-        <w:t>Игрок взаимодействует с игрой через команды Telegram, например: /</w:t>
-      </w:r>
-      <w:proofErr w:type="spellStart"/>
-      <w:r>
-        <w:t>start</w:t>
-      </w:r>
-      <w:proofErr w:type="spellEnd"/>
-      <w:r>
-        <w:t>, /</w:t>
-      </w:r>
-      <w:proofErr w:type="spellStart"/>
-      <w:r>
-        <w:t>profile</w:t>
-      </w:r>
-      <w:proofErr w:type="spellEnd"/>
-      <w:r>
-        <w:t>, /</w:t>
-      </w:r>
-      <w:proofErr w:type="spellStart"/>
-      <w:r>
-        <w:t>fight</w:t>
-      </w:r>
-      <w:proofErr w:type="spellEnd"/>
-      <w:r>
-        <w:t>, /</w:t>
-      </w:r>
-      <w:proofErr w:type="spellStart"/>
-      <w:r>
-        <w:t>quest</w:t>
-      </w:r>
-      <w:proofErr w:type="spellEnd"/>
-      <w:r>
-        <w:t>, /</w:t>
-      </w:r>
-      <w:proofErr w:type="spellStart"/>
-      <w:r>
-        <w:t>travel</w:t>
-      </w:r>
-      <w:proofErr w:type="spellEnd"/>
-      <w:r>
-        <w:t>, /</w:t>
-      </w:r>
-      <w:proofErr w:type="spellStart"/>
-      <w:r>
-        <w:t>inventory</w:t>
-      </w:r>
-      <w:proofErr w:type="spellEnd"/>
-      <w:r>
-        <w:t>, /</w:t>
-      </w:r>
-      <w:proofErr w:type="spellStart"/>
-      <w:r>
-        <w:t>shop</w:t>
-      </w:r>
-      <w:proofErr w:type="spellEnd"/>
-    </w:p>
-    <w:p>
-      <w:pPr>
-        <w:ind w:firstLine="0"/>
-        <w:rPr>
-          <w:lang w:val="en-US"/>
-        </w:rPr>
-      </w:pPr>
-      <w:r>
-        <w:rPr>
-          <w:lang w:val="en-US"/>
-        </w:rPr>
-        <w:br w:type="page"/>
-      </w:r>
-    </w:p>
-    <w:p>
-      <w:pPr>
-        <w:pStyle w:val="1"/>
+      </w:pPr>
+      <w:bookmarkStart w:id="13" w:name="_Toc211375668"/>
+      <w:r>
         <w:rPr>
           <w:rFonts w:ascii="Times New Roman" w:hAnsi="Times New Roman" w:cs="Times New Roman"/>
           <w:caps/>
           <w:color w:val="000000" w:themeColor="text1"/>
           <w:sz w:val="28"/>
         </w:rPr>
-      </w:pPr>
-      <w:bookmarkStart w:id="4" w:name="_Toc210921945"/>
-      <w:r>
-        <w:rPr>
-          <w:rFonts w:ascii="Times New Roman" w:hAnsi="Times New Roman" w:cs="Times New Roman"/>
-          <w:caps/>
-          <w:color w:val="000000" w:themeColor="text1"/>
-          <w:sz w:val="28"/>
-        </w:rPr>
-        <w:lastRenderedPageBreak/>
-        <w:t>Визуальный стиль</w:t>
-      </w:r>
-      <w:bookmarkEnd w:id="4"/>
-    </w:p>
-    <w:p>
-      <w:pPr>
-        <w:rPr>
-          <w:lang w:val="en-US"/>
-        </w:rPr>
-      </w:pPr>
-      <w:r>
-        <w:t>Так как игра текстовая, визуальный стиль будет представлен через ASCII</w:t>
-      </w:r>
-      <w:r>
-        <w:t xml:space="preserve"> – </w:t>
-      </w:r>
-      <w:r>
-        <w:t xml:space="preserve">графику, эмодзи, стилизованные описания и атмосферные иллюстрации в сопроводительных сообщениях. Атмосфера </w:t>
-      </w:r>
-      <w:r>
-        <w:t>–</w:t>
-      </w:r>
-      <w:r>
-        <w:t xml:space="preserve"> </w:t>
-      </w:r>
-      <w:r>
-        <w:t>мрачное фэнтези с элементами юмора и сюрреализма. Примеры визуального оформления:</w:t>
-      </w:r>
-    </w:p>
-    <w:p>
-      <w:r>
-        <w:rPr>
-          <w:rFonts w:ascii="Segoe UI Emoji" w:hAnsi="Segoe UI Emoji" w:cs="Segoe UI Emoji"/>
-        </w:rPr>
-        <w:t>🌲</w:t>
-      </w:r>
-      <w:r>
-        <w:t xml:space="preserve"> Лес: «Ты ступаешь на влажную тропу, где тени деревьев шепчут древние имена…»</w:t>
-      </w:r>
-      <w:r>
-        <w:t>;</w:t>
-      </w:r>
-    </w:p>
-    <w:p>
-      <w:r>
-        <w:rPr>
-          <w:rFonts w:ascii="Segoe UI Emoji" w:hAnsi="Segoe UI Emoji" w:cs="Segoe UI Emoji"/>
-        </w:rPr>
-        <w:t>🏰</w:t>
-      </w:r>
-      <w:r>
-        <w:t xml:space="preserve"> Город: «Каменные улицы гудят от шагов, торговцы кричат, а гильдии вербуют новичков.»</w:t>
-      </w:r>
-      <w:r>
-        <w:t>;</w:t>
-      </w:r>
-    </w:p>
-    <w:p>
-      <w:pPr>
-        <w:ind w:firstLine="0"/>
-      </w:pPr>
-    </w:p>
-    <w:p>
-      <w:pPr>
-        <w:pStyle w:val="1"/>
-        <w:rPr>
-          <w:rFonts w:ascii="Times New Roman" w:hAnsi="Times New Roman" w:cs="Times New Roman"/>
-          <w:caps/>
-          <w:color w:val="000000" w:themeColor="text1"/>
-          <w:sz w:val="28"/>
-        </w:rPr>
-      </w:pPr>
-      <w:bookmarkStart w:id="5" w:name="_Toc210921946"/>
-      <w:r>
-        <w:rPr>
-          <w:rFonts w:ascii="Times New Roman" w:hAnsi="Times New Roman" w:cs="Times New Roman"/>
-          <w:caps/>
-          <w:color w:val="000000" w:themeColor="text1"/>
-          <w:sz w:val="28"/>
-        </w:rPr>
-        <w:t>Целевая аудитория</w:t>
-      </w:r>
-      <w:bookmarkEnd w:id="5"/>
-    </w:p>
-    <w:p>
-      <w:pPr>
-        <w:pStyle w:val="a7"/>
-        <w:numPr>
-          <w:ilvl w:val="0"/>
-          <w:numId w:val="9"/>
-        </w:numPr>
-        <w:ind w:left="0" w:firstLine="709"/>
-      </w:pPr>
-      <w:r>
-        <w:t>Возраст: 16–35 лет</w:t>
-      </w:r>
-      <w:r>
-        <w:t>;</w:t>
-      </w:r>
-    </w:p>
-    <w:p>
-      <w:pPr>
-        <w:pStyle w:val="a7"/>
-        <w:numPr>
-          <w:ilvl w:val="0"/>
-          <w:numId w:val="9"/>
-        </w:numPr>
-        <w:ind w:left="0" w:firstLine="709"/>
-      </w:pPr>
-      <w:r>
-        <w:t>Интересы: RPG, фэнтези, текстовые игры, Telegram-боты, интерактивные истории</w:t>
-      </w:r>
-      <w:r>
-        <w:t>;</w:t>
-      </w:r>
-    </w:p>
-    <w:p>
-      <w:pPr>
-        <w:pStyle w:val="a7"/>
-        <w:numPr>
-          <w:ilvl w:val="0"/>
-          <w:numId w:val="9"/>
-        </w:numPr>
-        <w:ind w:left="0" w:firstLine="709"/>
-      </w:pPr>
-      <w:r>
-        <w:t>Предпочтения: гибкий геймплей, сюжетные выборы, возможность играть без установки</w:t>
-      </w:r>
-      <w:r>
-        <w:t>;</w:t>
-      </w:r>
-    </w:p>
-    <w:p>
-      <w:pPr>
-        <w:pStyle w:val="a7"/>
-        <w:numPr>
-          <w:ilvl w:val="0"/>
-          <w:numId w:val="9"/>
-        </w:numPr>
-        <w:ind w:left="0" w:firstLine="709"/>
-      </w:pPr>
-      <w:r>
-        <w:t>Поведение: играют в перерывах, в дороге, вечером перед сном</w:t>
-      </w:r>
-      <w:r>
-        <w:t>;</w:t>
-      </w:r>
-      <w:r>
-        <w:br w:type="page"/>
-      </w:r>
-    </w:p>
-    <w:p>
-      <w:pPr>
-        <w:pStyle w:val="1"/>
-        <w:rPr>
-          <w:rFonts w:ascii="Times New Roman" w:hAnsi="Times New Roman" w:cs="Times New Roman"/>
-          <w:caps/>
-          <w:color w:val="000000" w:themeColor="text1"/>
-          <w:sz w:val="28"/>
-        </w:rPr>
-      </w:pPr>
-      <w:bookmarkStart w:id="6" w:name="_Toc210921947"/>
-      <w:r>
-        <w:rPr>
-          <w:rFonts w:ascii="Times New Roman" w:hAnsi="Times New Roman" w:cs="Times New Roman"/>
-          <w:caps/>
-          <w:color w:val="000000" w:themeColor="text1"/>
-          <w:sz w:val="28"/>
-        </w:rPr>
-        <w:lastRenderedPageBreak/>
         <w:t>Технические требования</w:t>
       </w:r>
-      <w:bookmarkEnd w:id="6"/>
+      <w:bookmarkEnd w:id="13"/>
     </w:p>
     <w:p>
       <w:pPr>
@@ -1754,6 +2889,119 @@
     </w:lvl>
   </w:abstractNum>
   <w:abstractNum w:abstractNumId="1" w15:restartNumberingAfterBreak="0">
+    <w:nsid w:val="040A2CC0"/>
+    <w:multiLevelType w:val="hybridMultilevel"/>
+    <w:tmpl w:val="FFF85348"/>
+    <w:lvl w:ilvl="0" w:tplc="C3925478">
+      <w:start w:val="1"/>
+      <w:numFmt w:val="bullet"/>
+      <w:lvlText w:val=""/>
+      <w:lvlJc w:val="left"/>
+      <w:pPr>
+        <w:ind w:left="1429" w:hanging="360"/>
+      </w:pPr>
+      <w:rPr>
+        <w:rFonts w:ascii="Symbol" w:hAnsi="Symbol" w:hint="default"/>
+      </w:rPr>
+    </w:lvl>
+    <w:lvl w:ilvl="1" w:tplc="04190003" w:tentative="1">
+      <w:start w:val="1"/>
+      <w:numFmt w:val="bullet"/>
+      <w:lvlText w:val="o"/>
+      <w:lvlJc w:val="left"/>
+      <w:pPr>
+        <w:ind w:left="2149" w:hanging="360"/>
+      </w:pPr>
+      <w:rPr>
+        <w:rFonts w:ascii="Courier New" w:hAnsi="Courier New" w:cs="Courier New" w:hint="default"/>
+      </w:rPr>
+    </w:lvl>
+    <w:lvl w:ilvl="2" w:tplc="04190005" w:tentative="1">
+      <w:start w:val="1"/>
+      <w:numFmt w:val="bullet"/>
+      <w:lvlText w:val=""/>
+      <w:lvlJc w:val="left"/>
+      <w:pPr>
+        <w:ind w:left="2869" w:hanging="360"/>
+      </w:pPr>
+      <w:rPr>
+        <w:rFonts w:ascii="Wingdings" w:hAnsi="Wingdings" w:hint="default"/>
+      </w:rPr>
+    </w:lvl>
+    <w:lvl w:ilvl="3" w:tplc="04190001" w:tentative="1">
+      <w:start w:val="1"/>
+      <w:numFmt w:val="bullet"/>
+      <w:lvlText w:val=""/>
+      <w:lvlJc w:val="left"/>
+      <w:pPr>
+        <w:ind w:left="3589" w:hanging="360"/>
+      </w:pPr>
+      <w:rPr>
+        <w:rFonts w:ascii="Symbol" w:hAnsi="Symbol" w:hint="default"/>
+      </w:rPr>
+    </w:lvl>
+    <w:lvl w:ilvl="4" w:tplc="04190003" w:tentative="1">
+      <w:start w:val="1"/>
+      <w:numFmt w:val="bullet"/>
+      <w:lvlText w:val="o"/>
+      <w:lvlJc w:val="left"/>
+      <w:pPr>
+        <w:ind w:left="4309" w:hanging="360"/>
+      </w:pPr>
+      <w:rPr>
+        <w:rFonts w:ascii="Courier New" w:hAnsi="Courier New" w:cs="Courier New" w:hint="default"/>
+      </w:rPr>
+    </w:lvl>
+    <w:lvl w:ilvl="5" w:tplc="04190005" w:tentative="1">
+      <w:start w:val="1"/>
+      <w:numFmt w:val="bullet"/>
+      <w:lvlText w:val=""/>
+      <w:lvlJc w:val="left"/>
+      <w:pPr>
+        <w:ind w:left="5029" w:hanging="360"/>
+      </w:pPr>
+      <w:rPr>
+        <w:rFonts w:ascii="Wingdings" w:hAnsi="Wingdings" w:hint="default"/>
+      </w:rPr>
+    </w:lvl>
+    <w:lvl w:ilvl="6" w:tplc="04190001" w:tentative="1">
+      <w:start w:val="1"/>
+      <w:numFmt w:val="bullet"/>
+      <w:lvlText w:val=""/>
+      <w:lvlJc w:val="left"/>
+      <w:pPr>
+        <w:ind w:left="5749" w:hanging="360"/>
+      </w:pPr>
+      <w:rPr>
+        <w:rFonts w:ascii="Symbol" w:hAnsi="Symbol" w:hint="default"/>
+      </w:rPr>
+    </w:lvl>
+    <w:lvl w:ilvl="7" w:tplc="04190003" w:tentative="1">
+      <w:start w:val="1"/>
+      <w:numFmt w:val="bullet"/>
+      <w:lvlText w:val="o"/>
+      <w:lvlJc w:val="left"/>
+      <w:pPr>
+        <w:ind w:left="6469" w:hanging="360"/>
+      </w:pPr>
+      <w:rPr>
+        <w:rFonts w:ascii="Courier New" w:hAnsi="Courier New" w:cs="Courier New" w:hint="default"/>
+      </w:rPr>
+    </w:lvl>
+    <w:lvl w:ilvl="8" w:tplc="04190005" w:tentative="1">
+      <w:start w:val="1"/>
+      <w:numFmt w:val="bullet"/>
+      <w:lvlText w:val=""/>
+      <w:lvlJc w:val="left"/>
+      <w:pPr>
+        <w:ind w:left="7189" w:hanging="360"/>
+      </w:pPr>
+      <w:rPr>
+        <w:rFonts w:ascii="Wingdings" w:hAnsi="Wingdings" w:hint="default"/>
+      </w:rPr>
+    </w:lvl>
+  </w:abstractNum>
+  <w:abstractNum w:abstractNumId="2" w15:restartNumberingAfterBreak="0">
     <w:nsid w:val="0AB85AC5"/>
     <w:multiLevelType w:val="multilevel"/>
     <w:tmpl w:val="0C625E34"/>
@@ -1902,7 +3150,7 @@
       </w:rPr>
     </w:lvl>
   </w:abstractNum>
-  <w:abstractNum w:abstractNumId="2" w15:restartNumberingAfterBreak="0">
+  <w:abstractNum w:abstractNumId="3" w15:restartNumberingAfterBreak="0">
     <w:nsid w:val="0E12038A"/>
     <w:multiLevelType w:val="multilevel"/>
     <w:tmpl w:val="0E98181C"/>
@@ -2051,7 +3299,7 @@
       </w:rPr>
     </w:lvl>
   </w:abstractNum>
-  <w:abstractNum w:abstractNumId="3" w15:restartNumberingAfterBreak="0">
+  <w:abstractNum w:abstractNumId="4" w15:restartNumberingAfterBreak="0">
     <w:nsid w:val="198C4D0F"/>
     <w:multiLevelType w:val="multilevel"/>
     <w:tmpl w:val="FB92BDC2"/>
@@ -2200,7 +3448,7 @@
       </w:rPr>
     </w:lvl>
   </w:abstractNum>
-  <w:abstractNum w:abstractNumId="4" w15:restartNumberingAfterBreak="0">
+  <w:abstractNum w:abstractNumId="5" w15:restartNumberingAfterBreak="0">
     <w:nsid w:val="3DF11930"/>
     <w:multiLevelType w:val="hybridMultilevel"/>
     <w:tmpl w:val="D69CBEDA"/>
@@ -2313,7 +3561,7 @@
       </w:rPr>
     </w:lvl>
   </w:abstractNum>
-  <w:abstractNum w:abstractNumId="5" w15:restartNumberingAfterBreak="0">
+  <w:abstractNum w:abstractNumId="6" w15:restartNumberingAfterBreak="0">
     <w:nsid w:val="46FF7422"/>
     <w:multiLevelType w:val="hybridMultilevel"/>
     <w:tmpl w:val="18A6FFC8"/>
@@ -2426,7 +3674,7 @@
       </w:rPr>
     </w:lvl>
   </w:abstractNum>
-  <w:abstractNum w:abstractNumId="6" w15:restartNumberingAfterBreak="0">
+  <w:abstractNum w:abstractNumId="7" w15:restartNumberingAfterBreak="0">
     <w:nsid w:val="4846721B"/>
     <w:multiLevelType w:val="multilevel"/>
     <w:tmpl w:val="9550C4C6"/>
@@ -2575,7 +3823,7 @@
       </w:rPr>
     </w:lvl>
   </w:abstractNum>
-  <w:abstractNum w:abstractNumId="7" w15:restartNumberingAfterBreak="0">
+  <w:abstractNum w:abstractNumId="8" w15:restartNumberingAfterBreak="0">
     <w:nsid w:val="4B84445F"/>
     <w:multiLevelType w:val="hybridMultilevel"/>
     <w:tmpl w:val="4A342892"/>
@@ -2688,7 +3936,7 @@
       </w:rPr>
     </w:lvl>
   </w:abstractNum>
-  <w:abstractNum w:abstractNumId="8" w15:restartNumberingAfterBreak="0">
+  <w:abstractNum w:abstractNumId="9" w15:restartNumberingAfterBreak="0">
     <w:nsid w:val="69663045"/>
     <w:multiLevelType w:val="multilevel"/>
     <w:tmpl w:val="044AF80C"/>
@@ -2838,31 +4086,34 @@
     </w:lvl>
   </w:abstractNum>
   <w:num w:numId="1" w16cid:durableId="504979394">
+    <w:abstractNumId w:val="3"/>
+  </w:num>
+  <w:num w:numId="2" w16cid:durableId="1147673621">
+    <w:abstractNumId w:val="9"/>
+  </w:num>
+  <w:num w:numId="3" w16cid:durableId="668488984">
     <w:abstractNumId w:val="2"/>
   </w:num>
-  <w:num w:numId="2" w16cid:durableId="1147673621">
-    <w:abstractNumId w:val="8"/>
+  <w:num w:numId="4" w16cid:durableId="1071924522">
+    <w:abstractNumId w:val="7"/>
   </w:num>
-  <w:num w:numId="3" w16cid:durableId="668488984">
-    <w:abstractNumId w:val="1"/>
+  <w:num w:numId="5" w16cid:durableId="617570576">
+    <w:abstractNumId w:val="4"/>
   </w:num>
-  <w:num w:numId="4" w16cid:durableId="1071924522">
+  <w:num w:numId="6" w16cid:durableId="569585915">
+    <w:abstractNumId w:val="5"/>
+  </w:num>
+  <w:num w:numId="7" w16cid:durableId="86778586">
     <w:abstractNumId w:val="6"/>
   </w:num>
-  <w:num w:numId="5" w16cid:durableId="617570576">
-    <w:abstractNumId w:val="3"/>
-  </w:num>
-  <w:num w:numId="6" w16cid:durableId="569585915">
-    <w:abstractNumId w:val="4"/>
-  </w:num>
-  <w:num w:numId="7" w16cid:durableId="86778586">
-    <w:abstractNumId w:val="5"/>
-  </w:num>
   <w:num w:numId="8" w16cid:durableId="1916695551">
-    <w:abstractNumId w:val="7"/>
+    <w:abstractNumId w:val="8"/>
   </w:num>
   <w:num w:numId="9" w16cid:durableId="1025906078">
     <w:abstractNumId w:val="0"/>
+  </w:num>
+  <w:num w:numId="10" w16cid:durableId="1550726861">
+    <w:abstractNumId w:val="1"/>
   </w:num>
 </w:numbering>
 </file>
@@ -3300,17 +4551,15 @@
     <w:semiHidden/>
     <w:unhideWhenUsed/>
     <w:qFormat/>
-    <w:rsid w:val="008E2788"/>
+    <w:rsid w:val="00D7183C"/>
     <w:pPr>
       <w:keepNext/>
       <w:keepLines/>
-      <w:spacing w:before="160" w:after="80"/>
       <w:outlineLvl w:val="1"/>
     </w:pPr>
     <w:rPr>
-      <w:rFonts w:asciiTheme="majorHAnsi" w:eastAsiaTheme="majorEastAsia" w:hAnsiTheme="majorHAnsi" w:cstheme="majorBidi"/>
-      <w:color w:val="0F4761" w:themeColor="accent1" w:themeShade="BF"/>
-      <w:sz w:val="32"/>
+      <w:rFonts w:eastAsiaTheme="majorEastAsia" w:cstheme="majorBidi"/>
+      <w:color w:val="000000" w:themeColor="text1"/>
       <w:szCs w:val="32"/>
     </w:rPr>
   </w:style>
@@ -3511,11 +4760,10 @@
     <w:link w:val="2"/>
     <w:uiPriority w:val="9"/>
     <w:semiHidden/>
-    <w:rsid w:val="008E2788"/>
+    <w:rsid w:val="00D7183C"/>
     <w:rPr>
-      <w:rFonts w:asciiTheme="majorHAnsi" w:eastAsiaTheme="majorEastAsia" w:hAnsiTheme="majorHAnsi" w:cstheme="majorBidi"/>
-      <w:color w:val="0F4761" w:themeColor="accent1" w:themeShade="BF"/>
-      <w:sz w:val="32"/>
+      <w:rFonts w:eastAsiaTheme="majorEastAsia" w:cstheme="majorBidi"/>
+      <w:color w:val="000000" w:themeColor="text1"/>
       <w:szCs w:val="32"/>
     </w:rPr>
   </w:style>
@@ -3870,6 +5118,19 @@
       <w:u w:val="single"/>
     </w:rPr>
   </w:style>
+  <w:style w:type="paragraph" w:styleId="23">
+    <w:name w:val="toc 2"/>
+    <w:basedOn w:val="a"/>
+    <w:next w:val="a"/>
+    <w:autoRedefine/>
+    <w:uiPriority w:val="39"/>
+    <w:unhideWhenUsed/>
+    <w:rsid w:val="004120B9"/>
+    <w:pPr>
+      <w:spacing w:after="100"/>
+      <w:ind w:left="280"/>
+    </w:pPr>
+  </w:style>
 </w:styles>
 </file>
 
